--- a/studying_2026/Algorithm Decision Tree.docx
+++ b/studying_2026/Algorithm Decision Tree.docx
@@ -19226,6 +19226,1985 @@
       </w:tr>
     </w:tbl>
     <w:p>
+      <w:pPr>
+        <w:pBdr>
+          <w:bottom w:val="single" w:sz="4" w:space="0" w:color="CCCCCC"/>
+        </w:pBdr>
+        <w:spacing w:before="160" w:after="160"/>
+      </w:pPr>
+    </w:p>
+    <w:p>
+      <w:pPr>
+        <w:spacing w:before="180" w:after="60"/>
+      </w:pPr>
+      <w:r>
+        <w:rPr>
+          <w:rFonts w:ascii="Calibri" w:eastAsia="Calibri" w:hAnsi="Calibri" w:cs="Calibri"/>
+          <w:b/>
+          <w:bCs/>
+          <w:color w:val="1A1A2E"/>
+          <w:sz w:val="24"/>
+          <w:szCs w:val="24"/>
+        </w:rPr>
+        <w:t>🌳</w:t>
+      </w:r>
+      <w:r>
+        <w:rPr>
+          <w:rFonts w:ascii="Calibri" w:eastAsia="Calibri" w:hAnsi="Calibri" w:cs="Calibri"/>
+          <w:b/>
+          <w:bCs/>
+          <w:color w:val="1A1A2E"/>
+          <w:sz w:val="24"/>
+          <w:szCs w:val="24"/>
+        </w:rPr>
+        <w:t xml:space="preserve">  Trees — The Decision Question</w:t>
+      </w:r>
+    </w:p>
+    <w:p>
+      <w:pPr>
+        <w:spacing w:before="60" w:after="60"/>
+      </w:pPr>
+      <w:r>
+        <w:rPr>
+          <w:rFonts w:ascii="Calibri" w:eastAsia="Calibri" w:hAnsi="Calibri" w:cs="Calibri"/>
+          <w:color w:val="444444"/>
+        </w:rPr>
+        <w:t>Just like arrays have a decision question for each pattern, trees have one too:</w:t>
+      </w:r>
+    </w:p>
+    <w:p>
+      <w:pPr>
+        <w:spacing w:before="100" w:after="100"/>
+      </w:pPr>
+    </w:p>
+    <w:tbl>
+      <w:tblPr>
+        <w:tblW w:w="9360" w:type="dxa"/>
+        <w:tblCellMar>
+          <w:left w:w="10" w:type="dxa"/>
+          <w:right w:w="10" w:type="dxa"/>
+        </w:tblCellMar>
+        <w:tblLook w:val="04A0" w:firstRow="1" w:lastRow="0" w:firstColumn="1" w:lastColumn="0" w:noHBand="0" w:noVBand="1"/>
+      </w:tblPr>
+      <w:tblGrid>
+        <w:gridCol w:w="4680"/>
+        <w:gridCol w:w="4680"/>
+      </w:tblGrid>
+      <w:tr>
+        <w:tblPrEx>
+          <w:tblCellMar>
+            <w:top w:w="0" w:type="dxa"/>
+            <w:bottom w:w="0" w:type="dxa"/>
+          </w:tblCellMar>
+        </w:tblPrEx>
+        <w:tc>
+          <w:tcPr>
+            <w:tcW w:w="4680" w:type="dxa"/>
+            <w:shd w:val="clear" w:color="auto" w:fill="1A1A2E"/>
+            <w:tcMar>
+              <w:top w:w="80" w:type="dxa"/>
+              <w:left w:w="100" w:type="dxa"/>
+              <w:bottom w:w="80" w:type="dxa"/>
+              <w:right w:w="100" w:type="dxa"/>
+            </w:tcMar>
+          </w:tcPr>
+          <w:p>
+            <w:pPr>
+              <w:spacing w:before="80" w:after="80"/>
+              <w:ind w:left="100"/>
+            </w:pPr>
+            <w:r>
+              <w:rPr>
+                <w:rFonts w:ascii="Calibri" w:eastAsia="Calibri" w:hAnsi="Calibri" w:cs="Calibri"/>
+                <w:b/>
+                <w:bCs/>
+                <w:color w:val="FFFFFF"/>
+                <w:sz w:val="19"/>
+                <w:szCs w:val="19"/>
+              </w:rPr>
+              <w:t>Ask yourself...</w:t>
+            </w:r>
+          </w:p>
+        </w:tc>
+        <w:tc>
+          <w:tcPr>
+            <w:tcW w:w="4680" w:type="dxa"/>
+            <w:shd w:val="clear" w:color="auto" w:fill="1A1A2E"/>
+            <w:tcMar>
+              <w:top w:w="80" w:type="dxa"/>
+              <w:left w:w="100" w:type="dxa"/>
+              <w:bottom w:w="80" w:type="dxa"/>
+              <w:right w:w="100" w:type="dxa"/>
+            </w:tcMar>
+          </w:tcPr>
+          <w:p>
+            <w:pPr>
+              <w:spacing w:before="80" w:after="80"/>
+              <w:ind w:left="100"/>
+            </w:pPr>
+            <w:r>
+              <w:rPr>
+                <w:rFonts w:ascii="Calibri" w:eastAsia="Calibri" w:hAnsi="Calibri" w:cs="Calibri"/>
+                <w:b/>
+                <w:bCs/>
+                <w:color w:val="FFFFFF"/>
+                <w:sz w:val="19"/>
+                <w:szCs w:val="19"/>
+              </w:rPr>
+              <w:t>Use...</w:t>
+            </w:r>
+          </w:p>
+        </w:tc>
+      </w:tr>
+      <w:tr>
+        <w:tblPrEx>
+          <w:tblCellMar>
+            <w:top w:w="0" w:type="dxa"/>
+            <w:bottom w:w="0" w:type="dxa"/>
+          </w:tblCellMar>
+        </w:tblPrEx>
+        <w:tc>
+          <w:tcPr>
+            <w:tcW w:w="4680" w:type="dxa"/>
+            <w:shd w:val="clear" w:color="auto" w:fill="FFFFFF"/>
+            <w:tcMar>
+              <w:top w:w="80" w:type="dxa"/>
+              <w:left w:w="100" w:type="dxa"/>
+              <w:bottom w:w="80" w:type="dxa"/>
+              <w:right w:w="100" w:type="dxa"/>
+            </w:tcMar>
+          </w:tcPr>
+          <w:p>
+            <w:pPr>
+              <w:spacing w:before="80" w:after="80"/>
+              <w:ind w:left="100"/>
+            </w:pPr>
+            <w:r>
+              <w:rPr>
+                <w:rFonts w:ascii="Calibri" w:eastAsia="Calibri" w:hAnsi="Calibri" w:cs="Calibri"/>
+                <w:color w:val="444444"/>
+                <w:sz w:val="19"/>
+                <w:szCs w:val="19"/>
+              </w:rPr>
+              <w:t>Do I need to process every node on one LEVEL before moving down?</w:t>
+            </w:r>
+          </w:p>
+        </w:tc>
+        <w:tc>
+          <w:tcPr>
+            <w:tcW w:w="4680" w:type="dxa"/>
+            <w:shd w:val="clear" w:color="auto" w:fill="FFFFFF"/>
+            <w:tcMar>
+              <w:top w:w="80" w:type="dxa"/>
+              <w:left w:w="100" w:type="dxa"/>
+              <w:bottom w:w="80" w:type="dxa"/>
+              <w:right w:w="100" w:type="dxa"/>
+            </w:tcMar>
+          </w:tcPr>
+          <w:p>
+            <w:pPr>
+              <w:spacing w:before="80" w:after="80"/>
+              <w:ind w:left="100"/>
+            </w:pPr>
+            <w:r>
+              <w:rPr>
+                <w:rFonts w:ascii="Calibri" w:eastAsia="Calibri" w:hAnsi="Calibri" w:cs="Calibri"/>
+                <w:color w:val="444444"/>
+                <w:sz w:val="19"/>
+                <w:szCs w:val="19"/>
+              </w:rPr>
+              <w:t>BFS + Queue</w:t>
+            </w:r>
+          </w:p>
+        </w:tc>
+      </w:tr>
+      <w:tr>
+        <w:tblPrEx>
+          <w:tblCellMar>
+            <w:top w:w="0" w:type="dxa"/>
+            <w:bottom w:w="0" w:type="dxa"/>
+          </w:tblCellMar>
+        </w:tblPrEx>
+        <w:tc>
+          <w:tcPr>
+            <w:tcW w:w="4680" w:type="dxa"/>
+            <w:shd w:val="clear" w:color="auto" w:fill="F8F9FA"/>
+            <w:tcMar>
+              <w:top w:w="80" w:type="dxa"/>
+              <w:left w:w="100" w:type="dxa"/>
+              <w:bottom w:w="80" w:type="dxa"/>
+              <w:right w:w="100" w:type="dxa"/>
+            </w:tcMar>
+          </w:tcPr>
+          <w:p>
+            <w:pPr>
+              <w:spacing w:before="80" w:after="80"/>
+              <w:ind w:left="100"/>
+            </w:pPr>
+            <w:r>
+              <w:rPr>
+                <w:rFonts w:ascii="Calibri" w:eastAsia="Calibri" w:hAnsi="Calibri" w:cs="Calibri"/>
+                <w:color w:val="444444"/>
+                <w:sz w:val="19"/>
+                <w:szCs w:val="19"/>
+              </w:rPr>
+              <w:t>Do I need to go as deep as possible down one branch first?</w:t>
+            </w:r>
+          </w:p>
+        </w:tc>
+        <w:tc>
+          <w:tcPr>
+            <w:tcW w:w="4680" w:type="dxa"/>
+            <w:shd w:val="clear" w:color="auto" w:fill="F8F9FA"/>
+            <w:tcMar>
+              <w:top w:w="80" w:type="dxa"/>
+              <w:left w:w="100" w:type="dxa"/>
+              <w:bottom w:w="80" w:type="dxa"/>
+              <w:right w:w="100" w:type="dxa"/>
+            </w:tcMar>
+          </w:tcPr>
+          <w:p>
+            <w:pPr>
+              <w:spacing w:before="80" w:after="80"/>
+              <w:ind w:left="100"/>
+            </w:pPr>
+            <w:r>
+              <w:rPr>
+                <w:rFonts w:ascii="Calibri" w:eastAsia="Calibri" w:hAnsi="Calibri" w:cs="Calibri"/>
+                <w:color w:val="444444"/>
+                <w:sz w:val="19"/>
+                <w:szCs w:val="19"/>
+              </w:rPr>
+              <w:t>DFS (Recursion or Stack)</w:t>
+            </w:r>
+          </w:p>
+        </w:tc>
+      </w:tr>
+      <w:tr>
+        <w:tblPrEx>
+          <w:tblCellMar>
+            <w:top w:w="0" w:type="dxa"/>
+            <w:bottom w:w="0" w:type="dxa"/>
+          </w:tblCellMar>
+        </w:tblPrEx>
+        <w:tc>
+          <w:tcPr>
+            <w:tcW w:w="4680" w:type="dxa"/>
+            <w:shd w:val="clear" w:color="auto" w:fill="FFFFFF"/>
+            <w:tcMar>
+              <w:top w:w="80" w:type="dxa"/>
+              <w:left w:w="100" w:type="dxa"/>
+              <w:bottom w:w="80" w:type="dxa"/>
+              <w:right w:w="100" w:type="dxa"/>
+            </w:tcMar>
+          </w:tcPr>
+          <w:p>
+            <w:pPr>
+              <w:spacing w:before="80" w:after="80"/>
+              <w:ind w:left="100"/>
+            </w:pPr>
+            <w:r>
+              <w:rPr>
+                <w:rFonts w:ascii="Calibri" w:eastAsia="Calibri" w:hAnsi="Calibri" w:cs="Calibri"/>
+                <w:color w:val="444444"/>
+                <w:sz w:val="19"/>
+                <w:szCs w:val="19"/>
+              </w:rPr>
+              <w:t>Shortest path / closest node / level order?</w:t>
+            </w:r>
+          </w:p>
+        </w:tc>
+        <w:tc>
+          <w:tcPr>
+            <w:tcW w:w="4680" w:type="dxa"/>
+            <w:shd w:val="clear" w:color="auto" w:fill="FFFFFF"/>
+            <w:tcMar>
+              <w:top w:w="80" w:type="dxa"/>
+              <w:left w:w="100" w:type="dxa"/>
+              <w:bottom w:w="80" w:type="dxa"/>
+              <w:right w:w="100" w:type="dxa"/>
+            </w:tcMar>
+          </w:tcPr>
+          <w:p>
+            <w:pPr>
+              <w:spacing w:before="80" w:after="80"/>
+              <w:ind w:left="100"/>
+            </w:pPr>
+            <w:r>
+              <w:rPr>
+                <w:rFonts w:ascii="Calibri" w:eastAsia="Calibri" w:hAnsi="Calibri" w:cs="Calibri"/>
+                <w:color w:val="444444"/>
+                <w:sz w:val="19"/>
+                <w:szCs w:val="19"/>
+              </w:rPr>
+              <w:t>BFS</w:t>
+            </w:r>
+          </w:p>
+        </w:tc>
+      </w:tr>
+      <w:tr>
+        <w:tblPrEx>
+          <w:tblCellMar>
+            <w:top w:w="0" w:type="dxa"/>
+            <w:bottom w:w="0" w:type="dxa"/>
+          </w:tblCellMar>
+        </w:tblPrEx>
+        <w:tc>
+          <w:tcPr>
+            <w:tcW w:w="4680" w:type="dxa"/>
+            <w:shd w:val="clear" w:color="auto" w:fill="F8F9FA"/>
+            <w:tcMar>
+              <w:top w:w="80" w:type="dxa"/>
+              <w:left w:w="100" w:type="dxa"/>
+              <w:bottom w:w="80" w:type="dxa"/>
+              <w:right w:w="100" w:type="dxa"/>
+            </w:tcMar>
+          </w:tcPr>
+          <w:p>
+            <w:pPr>
+              <w:spacing w:before="80" w:after="80"/>
+              <w:ind w:left="100"/>
+            </w:pPr>
+            <w:r>
+              <w:rPr>
+                <w:rFonts w:ascii="Calibri" w:eastAsia="Calibri" w:hAnsi="Calibri" w:cs="Calibri"/>
+                <w:color w:val="444444"/>
+                <w:sz w:val="19"/>
+                <w:szCs w:val="19"/>
+              </w:rPr>
+              <w:t>All paths / single branch / Pre/In/Post order?</w:t>
+            </w:r>
+          </w:p>
+        </w:tc>
+        <w:tc>
+          <w:tcPr>
+            <w:tcW w:w="4680" w:type="dxa"/>
+            <w:shd w:val="clear" w:color="auto" w:fill="F8F9FA"/>
+            <w:tcMar>
+              <w:top w:w="80" w:type="dxa"/>
+              <w:left w:w="100" w:type="dxa"/>
+              <w:bottom w:w="80" w:type="dxa"/>
+              <w:right w:w="100" w:type="dxa"/>
+            </w:tcMar>
+          </w:tcPr>
+          <w:p>
+            <w:pPr>
+              <w:spacing w:before="80" w:after="80"/>
+              <w:ind w:left="100"/>
+            </w:pPr>
+            <w:r>
+              <w:rPr>
+                <w:rFonts w:ascii="Calibri" w:eastAsia="Calibri" w:hAnsi="Calibri" w:cs="Calibri"/>
+                <w:color w:val="444444"/>
+                <w:sz w:val="19"/>
+                <w:szCs w:val="19"/>
+              </w:rPr>
+              <w:t>DFS</w:t>
+            </w:r>
+          </w:p>
+        </w:tc>
+      </w:tr>
+    </w:tbl>
+    <w:p>
+      <w:pPr>
+        <w:spacing w:before="100" w:after="100"/>
+      </w:pPr>
+    </w:p>
+    <w:p>
+      <w:pPr>
+        <w:pBdr>
+          <w:left w:val="thick" w:sz="12" w:space="0" w:color="1A5276"/>
+        </w:pBdr>
+        <w:shd w:val="clear" w:color="auto" w:fill="EBF5FB"/>
+        <w:spacing w:before="120" w:after="120"/>
+        <w:ind w:left="200" w:right="200"/>
+      </w:pPr>
+      <w:r>
+        <w:rPr>
+          <w:rFonts w:ascii="Calibri" w:eastAsia="Calibri" w:hAnsi="Calibri" w:cs="Calibri"/>
+          <w:b/>
+          <w:bCs/>
+          <w:color w:val="1A5276"/>
+        </w:rPr>
+        <w:t>📌</w:t>
+      </w:r>
+      <w:r>
+        <w:rPr>
+          <w:rFonts w:ascii="Calibri" w:eastAsia="Calibri" w:hAnsi="Calibri" w:cs="Calibri"/>
+          <w:b/>
+          <w:bCs/>
+          <w:color w:val="1A5276"/>
+        </w:rPr>
+        <w:t xml:space="preserve">  Pre-order, In-order, and Post-order are all DFS. They are recursive. They go deep down one branch before backtracking. The only difference between them is WHEN you visit the root node: </w:t>
+      </w:r>
+      <w:r>
+        <w:rPr>
+          <w:rFonts w:ascii="Calibri" w:eastAsia="Calibri" w:hAnsi="Calibri" w:cs="Calibri"/>
+          <w:b/>
+          <w:bCs/>
+          <w:color w:val="1A5276"/>
+        </w:rPr>
+        <w:t xml:space="preserve">  •  Preorder   = visit root FIRST  (Root → Left → Right)   •  Inorder    = visit root in the MIDDLE  (Left → Root → Right)   •  Postorder  = visit root LAST  (Left → Right → Root)</w:t>
+      </w:r>
+    </w:p>
+    <w:p>
+      <w:pPr>
+        <w:pBdr>
+          <w:bottom w:val="single" w:sz="4" w:space="0" w:color="CCCCCC"/>
+        </w:pBdr>
+        <w:spacing w:before="160" w:after="160"/>
+      </w:pPr>
+    </w:p>
+    <w:p>
+      <w:pPr>
+        <w:spacing w:before="180" w:after="60"/>
+      </w:pPr>
+      <w:r>
+        <w:rPr>
+          <w:rFonts w:ascii="Calibri" w:eastAsia="Calibri" w:hAnsi="Calibri" w:cs="Calibri"/>
+          <w:b/>
+          <w:bCs/>
+          <w:color w:val="1A1A2E"/>
+          <w:sz w:val="24"/>
+          <w:szCs w:val="24"/>
+        </w:rPr>
+        <w:lastRenderedPageBreak/>
+        <w:t>🤔</w:t>
+      </w:r>
+      <w:r>
+        <w:rPr>
+          <w:rFonts w:ascii="Calibri" w:eastAsia="Calibri" w:hAnsi="Calibri" w:cs="Calibri"/>
+          <w:b/>
+          <w:bCs/>
+          <w:color w:val="1A1A2E"/>
+          <w:sz w:val="24"/>
+          <w:szCs w:val="24"/>
+        </w:rPr>
+        <w:t xml:space="preserve">  Why does BFS use a Queue?</w:t>
+      </w:r>
+    </w:p>
+    <w:p>
+      <w:pPr>
+        <w:spacing w:before="60" w:after="60"/>
+      </w:pPr>
+      <w:r>
+        <w:rPr>
+          <w:rFonts w:ascii="Calibri" w:eastAsia="Calibri" w:hAnsi="Calibri" w:cs="Calibri"/>
+          <w:color w:val="444444"/>
+        </w:rPr>
+        <w:t>BFS needs to remember nodes to visit later — in the ORDER it discovered them. A Queue is FIFO (First In, First Out), which means:</w:t>
+      </w:r>
+    </w:p>
+    <w:p>
+      <w:pPr>
+        <w:spacing w:before="60" w:after="60"/>
+      </w:pPr>
+      <w:r>
+        <w:rPr>
+          <w:rFonts w:ascii="Calibri" w:eastAsia="Calibri" w:hAnsi="Calibri" w:cs="Calibri"/>
+          <w:color w:val="444444"/>
+        </w:rPr>
+        <w:t xml:space="preserve">  •  The first node you discover is the first one you process</w:t>
+      </w:r>
+    </w:p>
+    <w:p>
+      <w:pPr>
+        <w:spacing w:before="60" w:after="60"/>
+      </w:pPr>
+      <w:r>
+        <w:rPr>
+          <w:rFonts w:ascii="Calibri" w:eastAsia="Calibri" w:hAnsi="Calibri" w:cs="Calibri"/>
+          <w:color w:val="444444"/>
+        </w:rPr>
+        <w:t xml:space="preserve">  •  Current-level nodes stay at the FRONT of the queue</w:t>
+      </w:r>
+    </w:p>
+    <w:p>
+      <w:pPr>
+        <w:spacing w:before="60" w:after="60"/>
+      </w:pPr>
+      <w:r>
+        <w:rPr>
+          <w:rFonts w:ascii="Calibri" w:eastAsia="Calibri" w:hAnsi="Calibri" w:cs="Calibri"/>
+          <w:color w:val="444444"/>
+        </w:rPr>
+        <w:t xml:space="preserve">  •  Newly discovered children are added to the BACK</w:t>
+      </w:r>
+    </w:p>
+    <w:p>
+      <w:pPr>
+        <w:spacing w:before="60" w:after="60"/>
+      </w:pPr>
+      <w:r>
+        <w:rPr>
+          <w:rFonts w:ascii="Calibri" w:eastAsia="Calibri" w:hAnsi="Calibri" w:cs="Calibri"/>
+          <w:color w:val="444444"/>
+        </w:rPr>
+        <w:t xml:space="preserve">  •  This naturally forces you to finish one level before starting the next</w:t>
+      </w:r>
+    </w:p>
+    <w:p>
+      <w:pPr>
+        <w:spacing w:before="100" w:after="100"/>
+      </w:pPr>
+    </w:p>
+    <w:p>
+      <w:pPr>
+        <w:pBdr>
+          <w:left w:val="thick" w:sz="12" w:space="0" w:color="0D7377"/>
+        </w:pBdr>
+        <w:shd w:val="clear" w:color="auto" w:fill="FFFDE7"/>
+        <w:spacing w:before="120" w:after="120"/>
+        <w:ind w:left="200" w:right="200"/>
+      </w:pPr>
+      <w:r>
+        <w:rPr>
+          <w:rFonts w:ascii="Calibri" w:eastAsia="Calibri" w:hAnsi="Calibri" w:cs="Calibri"/>
+          <w:b/>
+          <w:bCs/>
+          <w:color w:val="1A1A2E"/>
+        </w:rPr>
+        <w:t>Important: the Queue stores TreeNODES, not values. You need access to  current.val,  current.left,  and  current.right so you can read the value AND schedule the children for later.</w:t>
+      </w:r>
+    </w:p>
+    <w:p>
+      <w:pPr>
+        <w:spacing w:before="100" w:after="100"/>
+      </w:pPr>
+    </w:p>
+    <w:p>
+      <w:pPr>
+        <w:spacing w:before="60" w:after="60"/>
+      </w:pPr>
+      <w:r>
+        <w:rPr>
+          <w:rFonts w:ascii="Calibri" w:eastAsia="Calibri" w:hAnsi="Calibri" w:cs="Calibri"/>
+          <w:b/>
+          <w:bCs/>
+          <w:color w:val="1A1A2E"/>
+        </w:rPr>
+        <w:t>Why does levelSize matter?</w:t>
+      </w:r>
+    </w:p>
+    <w:p>
+      <w:pPr>
+        <w:spacing w:before="60" w:after="60"/>
+      </w:pPr>
+      <w:r>
+        <w:rPr>
+          <w:rFonts w:ascii="Calibri" w:eastAsia="Calibri" w:hAnsi="Calibri" w:cs="Calibri"/>
+          <w:color w:val="444444"/>
+        </w:rPr>
+        <w:t>Before processing a level, you capture  int levelSize = queue.size()  — this freezes exactly how many nodes belong to THIS level before you start adding children.</w:t>
+      </w:r>
+    </w:p>
+    <w:p>
+      <w:pPr>
+        <w:spacing w:before="60" w:after="60"/>
+      </w:pPr>
+      <w:r>
+        <w:rPr>
+          <w:rFonts w:ascii="Calibri" w:eastAsia="Calibri" w:hAnsi="Calibri" w:cs="Calibri"/>
+          <w:color w:val="444444"/>
+        </w:rPr>
+        <w:t>Example:</w:t>
+      </w:r>
+    </w:p>
+    <w:p>
+      <w:pPr>
+        <w:spacing w:before="60" w:after="60"/>
+      </w:pPr>
+      <w:r>
+        <w:rPr>
+          <w:rFonts w:ascii="Calibri" w:eastAsia="Calibri" w:hAnsi="Calibri" w:cs="Calibri"/>
+          <w:color w:val="444444"/>
+        </w:rPr>
+        <w:t xml:space="preserve">  Queue = [3, 4]   levelSize = 2</w:t>
+      </w:r>
+    </w:p>
+    <w:p>
+      <w:pPr>
+        <w:spacing w:before="60" w:after="60"/>
+      </w:pPr>
+      <w:r>
+        <w:rPr>
+          <w:rFonts w:ascii="Calibri" w:eastAsia="Calibri" w:hAnsi="Calibri" w:cs="Calibri"/>
+          <w:color w:val="444444"/>
+        </w:rPr>
+        <w:t xml:space="preserve">  Process 3, add its children → Queue becomes [4, 7]</w:t>
+      </w:r>
+    </w:p>
+    <w:p>
+      <w:pPr>
+        <w:spacing w:before="60" w:after="60"/>
+      </w:pPr>
+      <w:r>
+        <w:rPr>
+          <w:rFonts w:ascii="Calibri" w:eastAsia="Calibri" w:hAnsi="Calibri" w:cs="Calibri"/>
+          <w:color w:val="444444"/>
+        </w:rPr>
+        <w:t xml:space="preserve">  We do NOT process 7 yet — levelSize was frozen at 2, so we only process 2 nodes.</w:t>
+      </w:r>
+    </w:p>
+    <w:p>
+      <w:pPr>
+        <w:spacing w:before="60" w:after="60"/>
+      </w:pPr>
+      <w:r>
+        <w:rPr>
+          <w:rFonts w:ascii="Calibri" w:eastAsia="Calibri" w:hAnsi="Calibri" w:cs="Calibri"/>
+          <w:color w:val="444444"/>
+        </w:rPr>
+        <w:t xml:space="preserve">  7 waits until the next outer loop iteration (the next level).</w:t>
+      </w:r>
+    </w:p>
+    <w:p>
+      <w:pPr>
+        <w:pBdr>
+          <w:bottom w:val="single" w:sz="4" w:space="0" w:color="CCCCCC"/>
+        </w:pBdr>
+        <w:spacing w:before="160" w:after="160"/>
+      </w:pPr>
+    </w:p>
+    <w:p>
+      <w:pPr>
+        <w:spacing w:before="180" w:after="60"/>
+      </w:pPr>
+      <w:r>
+        <w:rPr>
+          <w:rFonts w:ascii="Calibri" w:eastAsia="Calibri" w:hAnsi="Calibri" w:cs="Calibri"/>
+          <w:b/>
+          <w:bCs/>
+          <w:color w:val="1A1A2E"/>
+          <w:sz w:val="24"/>
+          <w:szCs w:val="24"/>
+        </w:rPr>
+        <w:t>🤔</w:t>
+      </w:r>
+      <w:r>
+        <w:rPr>
+          <w:rFonts w:ascii="Calibri" w:eastAsia="Calibri" w:hAnsi="Calibri" w:cs="Calibri"/>
+          <w:b/>
+          <w:bCs/>
+          <w:color w:val="1A1A2E"/>
+          <w:sz w:val="24"/>
+          <w:szCs w:val="24"/>
+        </w:rPr>
+        <w:t xml:space="preserve">  What does DFS use instead of a Queue?</w:t>
+      </w:r>
+    </w:p>
+    <w:tbl>
+      <w:tblPr>
+        <w:tblW w:w="9360" w:type="dxa"/>
+        <w:tblCellMar>
+          <w:left w:w="10" w:type="dxa"/>
+          <w:right w:w="10" w:type="dxa"/>
+        </w:tblCellMar>
+        <w:tblLook w:val="04A0" w:firstRow="1" w:lastRow="0" w:firstColumn="1" w:lastColumn="0" w:noHBand="0" w:noVBand="1"/>
+      </w:tblPr>
+      <w:tblGrid>
+        <w:gridCol w:w="4680"/>
+        <w:gridCol w:w="4680"/>
+      </w:tblGrid>
+      <w:tr>
+        <w:tblPrEx>
+          <w:tblCellMar>
+            <w:top w:w="0" w:type="dxa"/>
+            <w:bottom w:w="0" w:type="dxa"/>
+          </w:tblCellMar>
+        </w:tblPrEx>
+        <w:tc>
+          <w:tcPr>
+            <w:tcW w:w="4680" w:type="dxa"/>
+            <w:shd w:val="clear" w:color="auto" w:fill="1A1A2E"/>
+            <w:tcMar>
+              <w:top w:w="80" w:type="dxa"/>
+              <w:left w:w="100" w:type="dxa"/>
+              <w:bottom w:w="80" w:type="dxa"/>
+              <w:right w:w="100" w:type="dxa"/>
+            </w:tcMar>
+          </w:tcPr>
+          <w:p>
+            <w:pPr>
+              <w:spacing w:before="80" w:after="80"/>
+              <w:ind w:left="100"/>
+            </w:pPr>
+            <w:r>
+              <w:rPr>
+                <w:rFonts w:ascii="Calibri" w:eastAsia="Calibri" w:hAnsi="Calibri" w:cs="Calibri"/>
+                <w:b/>
+                <w:bCs/>
+                <w:color w:val="FFFFFF"/>
+                <w:sz w:val="19"/>
+                <w:szCs w:val="19"/>
+              </w:rPr>
+              <w:t>BFS</w:t>
+            </w:r>
+          </w:p>
+        </w:tc>
+        <w:tc>
+          <w:tcPr>
+            <w:tcW w:w="4680" w:type="dxa"/>
+            <w:shd w:val="clear" w:color="auto" w:fill="1A1A2E"/>
+            <w:tcMar>
+              <w:top w:w="80" w:type="dxa"/>
+              <w:left w:w="100" w:type="dxa"/>
+              <w:bottom w:w="80" w:type="dxa"/>
+              <w:right w:w="100" w:type="dxa"/>
+            </w:tcMar>
+          </w:tcPr>
+          <w:p>
+            <w:pPr>
+              <w:spacing w:before="80" w:after="80"/>
+              <w:ind w:left="100"/>
+            </w:pPr>
+            <w:r>
+              <w:rPr>
+                <w:rFonts w:ascii="Calibri" w:eastAsia="Calibri" w:hAnsi="Calibri" w:cs="Calibri"/>
+                <w:b/>
+                <w:bCs/>
+                <w:color w:val="FFFFFF"/>
+                <w:sz w:val="19"/>
+                <w:szCs w:val="19"/>
+              </w:rPr>
+              <w:t>DFS</w:t>
+            </w:r>
+          </w:p>
+        </w:tc>
+      </w:tr>
+      <w:tr>
+        <w:tblPrEx>
+          <w:tblCellMar>
+            <w:top w:w="0" w:type="dxa"/>
+            <w:bottom w:w="0" w:type="dxa"/>
+          </w:tblCellMar>
+        </w:tblPrEx>
+        <w:tc>
+          <w:tcPr>
+            <w:tcW w:w="4680" w:type="dxa"/>
+            <w:shd w:val="clear" w:color="auto" w:fill="FFFFFF"/>
+            <w:tcMar>
+              <w:top w:w="80" w:type="dxa"/>
+              <w:left w:w="100" w:type="dxa"/>
+              <w:bottom w:w="80" w:type="dxa"/>
+              <w:right w:w="100" w:type="dxa"/>
+            </w:tcMar>
+          </w:tcPr>
+          <w:p>
+            <w:pPr>
+              <w:spacing w:before="80" w:after="80"/>
+              <w:ind w:left="100"/>
+            </w:pPr>
+            <w:r>
+              <w:rPr>
+                <w:rFonts w:ascii="Calibri" w:eastAsia="Calibri" w:hAnsi="Calibri" w:cs="Calibri"/>
+                <w:color w:val="444444"/>
+                <w:sz w:val="19"/>
+                <w:szCs w:val="19"/>
+              </w:rPr>
+              <w:t>Uses a Queue (explicit data structure)</w:t>
+            </w:r>
+          </w:p>
+        </w:tc>
+        <w:tc>
+          <w:tcPr>
+            <w:tcW w:w="4680" w:type="dxa"/>
+            <w:shd w:val="clear" w:color="auto" w:fill="FFFFFF"/>
+            <w:tcMar>
+              <w:top w:w="80" w:type="dxa"/>
+              <w:left w:w="100" w:type="dxa"/>
+              <w:bottom w:w="80" w:type="dxa"/>
+              <w:right w:w="100" w:type="dxa"/>
+            </w:tcMar>
+          </w:tcPr>
+          <w:p>
+            <w:pPr>
+              <w:spacing w:before="80" w:after="80"/>
+              <w:ind w:left="100"/>
+            </w:pPr>
+            <w:r>
+              <w:rPr>
+                <w:rFonts w:ascii="Calibri" w:eastAsia="Calibri" w:hAnsi="Calibri" w:cs="Calibri"/>
+                <w:color w:val="444444"/>
+                <w:sz w:val="19"/>
+                <w:szCs w:val="19"/>
+              </w:rPr>
+              <w:t>Uses Recursion (the call stack IS the memory)</w:t>
+            </w:r>
+          </w:p>
+        </w:tc>
+      </w:tr>
+      <w:tr>
+        <w:tblPrEx>
+          <w:tblCellMar>
+            <w:top w:w="0" w:type="dxa"/>
+            <w:bottom w:w="0" w:type="dxa"/>
+          </w:tblCellMar>
+        </w:tblPrEx>
+        <w:tc>
+          <w:tcPr>
+            <w:tcW w:w="4680" w:type="dxa"/>
+            <w:shd w:val="clear" w:color="auto" w:fill="F8F9FA"/>
+            <w:tcMar>
+              <w:top w:w="80" w:type="dxa"/>
+              <w:left w:w="100" w:type="dxa"/>
+              <w:bottom w:w="80" w:type="dxa"/>
+              <w:right w:w="100" w:type="dxa"/>
+            </w:tcMar>
+          </w:tcPr>
+          <w:p>
+            <w:pPr>
+              <w:spacing w:before="80" w:after="80"/>
+              <w:ind w:left="100"/>
+            </w:pPr>
+            <w:r>
+              <w:rPr>
+                <w:rFonts w:ascii="Calibri" w:eastAsia="Calibri" w:hAnsi="Calibri" w:cs="Calibri"/>
+                <w:color w:val="444444"/>
+                <w:sz w:val="19"/>
+                <w:szCs w:val="19"/>
+              </w:rPr>
+              <w:t>Remembers nodes to visit LATER</w:t>
+            </w:r>
+          </w:p>
+        </w:tc>
+        <w:tc>
+          <w:tcPr>
+            <w:tcW w:w="4680" w:type="dxa"/>
+            <w:shd w:val="clear" w:color="auto" w:fill="F8F9FA"/>
+            <w:tcMar>
+              <w:top w:w="80" w:type="dxa"/>
+              <w:left w:w="100" w:type="dxa"/>
+              <w:bottom w:w="80" w:type="dxa"/>
+              <w:right w:w="100" w:type="dxa"/>
+            </w:tcMar>
+          </w:tcPr>
+          <w:p>
+            <w:pPr>
+              <w:spacing w:before="80" w:after="80"/>
+              <w:ind w:left="100"/>
+            </w:pPr>
+            <w:r>
+              <w:rPr>
+                <w:rFonts w:ascii="Calibri" w:eastAsia="Calibri" w:hAnsi="Calibri" w:cs="Calibri"/>
+                <w:color w:val="444444"/>
+                <w:sz w:val="19"/>
+                <w:szCs w:val="19"/>
+              </w:rPr>
+              <w:t>Dives immediately — no waiting</w:t>
+            </w:r>
+          </w:p>
+        </w:tc>
+      </w:tr>
+      <w:tr>
+        <w:tblPrEx>
+          <w:tblCellMar>
+            <w:top w:w="0" w:type="dxa"/>
+            <w:bottom w:w="0" w:type="dxa"/>
+          </w:tblCellMar>
+        </w:tblPrEx>
+        <w:tc>
+          <w:tcPr>
+            <w:tcW w:w="4680" w:type="dxa"/>
+            <w:shd w:val="clear" w:color="auto" w:fill="FFFFFF"/>
+            <w:tcMar>
+              <w:top w:w="80" w:type="dxa"/>
+              <w:left w:w="100" w:type="dxa"/>
+              <w:bottom w:w="80" w:type="dxa"/>
+              <w:right w:w="100" w:type="dxa"/>
+            </w:tcMar>
+          </w:tcPr>
+          <w:p>
+            <w:pPr>
+              <w:spacing w:before="80" w:after="80"/>
+              <w:ind w:left="100"/>
+            </w:pPr>
+            <w:r>
+              <w:rPr>
+                <w:rFonts w:ascii="Calibri" w:eastAsia="Calibri" w:hAnsi="Calibri" w:cs="Calibri"/>
+                <w:color w:val="444444"/>
+                <w:sz w:val="19"/>
+                <w:szCs w:val="19"/>
+              </w:rPr>
+              <w:t>while (!queue.isEmpty())</w:t>
+            </w:r>
+          </w:p>
+        </w:tc>
+        <w:tc>
+          <w:tcPr>
+            <w:tcW w:w="4680" w:type="dxa"/>
+            <w:shd w:val="clear" w:color="auto" w:fill="FFFFFF"/>
+            <w:tcMar>
+              <w:top w:w="80" w:type="dxa"/>
+              <w:left w:w="100" w:type="dxa"/>
+              <w:bottom w:w="80" w:type="dxa"/>
+              <w:right w:w="100" w:type="dxa"/>
+            </w:tcMar>
+          </w:tcPr>
+          <w:p>
+            <w:pPr>
+              <w:spacing w:before="80" w:after="80"/>
+              <w:ind w:left="100"/>
+            </w:pPr>
+            <w:r>
+              <w:rPr>
+                <w:rFonts w:ascii="Calibri" w:eastAsia="Calibri" w:hAnsi="Calibri" w:cs="Calibri"/>
+                <w:color w:val="444444"/>
+                <w:sz w:val="19"/>
+                <w:szCs w:val="19"/>
+              </w:rPr>
+              <w:t>dfs(node.left);  dfs(node.right);</w:t>
+            </w:r>
+          </w:p>
+        </w:tc>
+      </w:tr>
+      <w:tr>
+        <w:tblPrEx>
+          <w:tblCellMar>
+            <w:top w:w="0" w:type="dxa"/>
+            <w:bottom w:w="0" w:type="dxa"/>
+          </w:tblCellMar>
+        </w:tblPrEx>
+        <w:tc>
+          <w:tcPr>
+            <w:tcW w:w="4680" w:type="dxa"/>
+            <w:shd w:val="clear" w:color="auto" w:fill="F8F9FA"/>
+            <w:tcMar>
+              <w:top w:w="80" w:type="dxa"/>
+              <w:left w:w="100" w:type="dxa"/>
+              <w:bottom w:w="80" w:type="dxa"/>
+              <w:right w:w="100" w:type="dxa"/>
+            </w:tcMar>
+          </w:tcPr>
+          <w:p>
+            <w:pPr>
+              <w:spacing w:before="80" w:after="80"/>
+              <w:ind w:left="100"/>
+            </w:pPr>
+            <w:r>
+              <w:rPr>
+                <w:rFonts w:ascii="Calibri" w:eastAsia="Calibri" w:hAnsi="Calibri" w:cs="Calibri"/>
+                <w:color w:val="444444"/>
+                <w:sz w:val="19"/>
+                <w:szCs w:val="19"/>
+              </w:rPr>
+              <w:t>You manage the order manually</w:t>
+            </w:r>
+          </w:p>
+        </w:tc>
+        <w:tc>
+          <w:tcPr>
+            <w:tcW w:w="4680" w:type="dxa"/>
+            <w:shd w:val="clear" w:color="auto" w:fill="F8F9FA"/>
+            <w:tcMar>
+              <w:top w:w="80" w:type="dxa"/>
+              <w:left w:w="100" w:type="dxa"/>
+              <w:bottom w:w="80" w:type="dxa"/>
+              <w:right w:w="100" w:type="dxa"/>
+            </w:tcMar>
+          </w:tcPr>
+          <w:p>
+            <w:pPr>
+              <w:spacing w:before="80" w:after="80"/>
+              <w:ind w:left="100"/>
+            </w:pPr>
+            <w:r>
+              <w:rPr>
+                <w:rFonts w:ascii="Calibri" w:eastAsia="Calibri" w:hAnsi="Calibri" w:cs="Calibri"/>
+                <w:color w:val="444444"/>
+                <w:sz w:val="19"/>
+                <w:szCs w:val="19"/>
+              </w:rPr>
+              <w:t>The call stack remembers where you came from</w:t>
+            </w:r>
+          </w:p>
+        </w:tc>
+      </w:tr>
+    </w:tbl>
+    <w:p>
+      <w:pPr>
+        <w:spacing w:before="100" w:after="100"/>
+      </w:pPr>
+    </w:p>
+    <w:p>
+      <w:pPr>
+        <w:pBdr>
+          <w:left w:val="thick" w:sz="12" w:space="0" w:color="6C3483"/>
+        </w:pBdr>
+        <w:shd w:val="clear" w:color="auto" w:fill="F4ECF7"/>
+        <w:spacing w:before="120" w:after="120"/>
+        <w:ind w:left="200" w:right="200"/>
+      </w:pPr>
+      <w:r>
+        <w:rPr>
+          <w:rFonts w:ascii="Calibri" w:eastAsia="Calibri" w:hAnsi="Calibri" w:cs="Calibri"/>
+          <w:b/>
+          <w:bCs/>
+          <w:color w:val="6C3483"/>
+        </w:rPr>
+        <w:t>The call stack in recursion works like a stack of bookmarks. Every time DFS goes deeper, it saves its place on the stack. When it hits a dead end (no children), it backtracks by popping the stack and returning to where it left off.</w:t>
+      </w:r>
+    </w:p>
+    <w:p>
+      <w:pPr>
+        <w:pBdr>
+          <w:bottom w:val="single" w:sz="4" w:space="0" w:color="CCCCCC"/>
+        </w:pBdr>
+        <w:spacing w:before="160" w:after="160"/>
+      </w:pPr>
+    </w:p>
+    <w:p>
+      <w:pPr>
+        <w:spacing w:before="180" w:after="60"/>
+      </w:pPr>
+      <w:r>
+        <w:rPr>
+          <w:rFonts w:ascii="Calibri" w:eastAsia="Calibri" w:hAnsi="Calibri" w:cs="Calibri"/>
+          <w:b/>
+          <w:bCs/>
+          <w:color w:val="1A1A2E"/>
+          <w:sz w:val="24"/>
+          <w:szCs w:val="24"/>
+        </w:rPr>
+        <w:t>🌳</w:t>
+      </w:r>
+      <w:r>
+        <w:rPr>
+          <w:rFonts w:ascii="Calibri" w:eastAsia="Calibri" w:hAnsi="Calibri" w:cs="Calibri"/>
+          <w:b/>
+          <w:bCs/>
+          <w:color w:val="1A1A2E"/>
+          <w:sz w:val="24"/>
+          <w:szCs w:val="24"/>
+        </w:rPr>
+        <w:t xml:space="preserve">  ELI5 — The Three DFS Traversals on the Same Tree</w:t>
+      </w:r>
+    </w:p>
+    <w:p>
+      <w:pPr>
+        <w:spacing w:before="60" w:after="60"/>
+      </w:pPr>
+      <w:r>
+        <w:rPr>
+          <w:rFonts w:ascii="Calibri" w:eastAsia="Calibri" w:hAnsi="Calibri" w:cs="Calibri"/>
+          <w:color w:val="444444"/>
+        </w:rPr>
+        <w:t>We'll use this tree for all three examples:</w:t>
+      </w:r>
+    </w:p>
+    <w:p>
+      <w:pPr>
+        <w:spacing w:before="60" w:after="60"/>
+      </w:pPr>
+      <w:r>
+        <w:rPr>
+          <w:rFonts w:ascii="Calibri" w:eastAsia="Calibri" w:hAnsi="Calibri" w:cs="Calibri"/>
+          <w:color w:val="444444"/>
+        </w:rPr>
+        <w:t xml:space="preserve">          1</w:t>
+      </w:r>
+    </w:p>
+    <w:p>
+      <w:pPr>
+        <w:spacing w:before="60" w:after="60"/>
+      </w:pPr>
+      <w:r>
+        <w:rPr>
+          <w:rFonts w:ascii="Calibri" w:eastAsia="Calibri" w:hAnsi="Calibri" w:cs="Calibri"/>
+          <w:color w:val="444444"/>
+        </w:rPr>
+        <w:t xml:space="preserve">         / \</w:t>
+      </w:r>
+    </w:p>
+    <w:p>
+      <w:pPr>
+        <w:spacing w:before="60" w:after="60"/>
+      </w:pPr>
+      <w:r>
+        <w:rPr>
+          <w:rFonts w:ascii="Calibri" w:eastAsia="Calibri" w:hAnsi="Calibri" w:cs="Calibri"/>
+          <w:color w:val="444444"/>
+        </w:rPr>
+        <w:t xml:space="preserve">        2   3</w:t>
+      </w:r>
+    </w:p>
+    <w:p>
+      <w:pPr>
+        <w:spacing w:before="60" w:after="60"/>
+      </w:pPr>
+      <w:r>
+        <w:rPr>
+          <w:rFonts w:ascii="Calibri" w:eastAsia="Calibri" w:hAnsi="Calibri" w:cs="Calibri"/>
+          <w:color w:val="444444"/>
+        </w:rPr>
+        <w:lastRenderedPageBreak/>
+        <w:t xml:space="preserve">       / \</w:t>
+      </w:r>
+    </w:p>
+    <w:p>
+      <w:pPr>
+        <w:spacing w:before="60" w:after="60"/>
+      </w:pPr>
+      <w:r>
+        <w:rPr>
+          <w:rFonts w:ascii="Calibri" w:eastAsia="Calibri" w:hAnsi="Calibri" w:cs="Calibri"/>
+          <w:color w:val="444444"/>
+        </w:rPr>
+        <w:t xml:space="preserve">      4   5</w:t>
+      </w:r>
+    </w:p>
+    <w:p>
+      <w:pPr>
+        <w:spacing w:before="100" w:after="100"/>
+      </w:pPr>
+    </w:p>
+    <w:p>
+      <w:pPr>
+        <w:spacing w:before="60" w:after="60"/>
+      </w:pPr>
+      <w:r>
+        <w:rPr>
+          <w:rFonts w:ascii="Calibri" w:eastAsia="Calibri" w:hAnsi="Calibri" w:cs="Calibri"/>
+          <w:b/>
+          <w:bCs/>
+          <w:color w:val="1A5276"/>
+        </w:rPr>
+        <w:t>PREORDER  —  Root → Left → Right</w:t>
+      </w:r>
+    </w:p>
+    <w:p>
+      <w:pPr>
+        <w:pBdr>
+          <w:left w:val="thick" w:sz="12" w:space="0" w:color="1A5276"/>
+        </w:pBdr>
+        <w:shd w:val="clear" w:color="auto" w:fill="EBF5FB"/>
+        <w:spacing w:before="120" w:after="120"/>
+        <w:ind w:left="200" w:right="200"/>
+      </w:pPr>
+      <w:r>
+        <w:rPr>
+          <w:rFonts w:ascii="Calibri" w:eastAsia="Calibri" w:hAnsi="Calibri" w:cs="Calibri"/>
+          <w:b/>
+          <w:bCs/>
+          <w:color w:val="1A5276"/>
+        </w:rPr>
+        <w:t>Visit ME first, then go left, then go right.</w:t>
+      </w:r>
+    </w:p>
+    <w:p>
+      <w:pPr>
+        <w:spacing w:before="60" w:after="60"/>
+      </w:pPr>
+      <w:r>
+        <w:rPr>
+          <w:rFonts w:ascii="Calibri" w:eastAsia="Calibri" w:hAnsi="Calibri" w:cs="Calibri"/>
+          <w:color w:val="444444"/>
+        </w:rPr>
+        <w:t>Think: 'I announce myself before exploring.'</w:t>
+      </w:r>
+    </w:p>
+    <w:p>
+      <w:pPr>
+        <w:spacing w:before="60" w:after="60"/>
+      </w:pPr>
+      <w:r>
+        <w:rPr>
+          <w:rFonts w:ascii="Calibri" w:eastAsia="Calibri" w:hAnsi="Calibri" w:cs="Calibri"/>
+          <w:color w:val="444444"/>
+        </w:rPr>
+        <w:t xml:space="preserve">  Visit 1  →  go left to 2  →  visit 2  →  go left to 4  →  visit 4</w:t>
+      </w:r>
+    </w:p>
+    <w:p>
+      <w:pPr>
+        <w:spacing w:before="60" w:after="60"/>
+      </w:pPr>
+      <w:r>
+        <w:rPr>
+          <w:rFonts w:ascii="Calibri" w:eastAsia="Calibri" w:hAnsi="Calibri" w:cs="Calibri"/>
+          <w:color w:val="444444"/>
+        </w:rPr>
+        <w:t xml:space="preserve">  4 has no children, backtrack to 2  →  go right to 5  →  visit 5</w:t>
+      </w:r>
+    </w:p>
+    <w:p>
+      <w:pPr>
+        <w:spacing w:before="60" w:after="60"/>
+      </w:pPr>
+      <w:r>
+        <w:rPr>
+          <w:rFonts w:ascii="Calibri" w:eastAsia="Calibri" w:hAnsi="Calibri" w:cs="Calibri"/>
+          <w:color w:val="444444"/>
+        </w:rPr>
+        <w:t xml:space="preserve">  5 has no children, backtrack to 1  →  go right to 3  →  visit 3</w:t>
+      </w:r>
+    </w:p>
+    <w:p>
+      <w:pPr>
+        <w:spacing w:before="60" w:after="60"/>
+      </w:pPr>
+      <w:r>
+        <w:rPr>
+          <w:rFonts w:ascii="Calibri" w:eastAsia="Calibri" w:hAnsi="Calibri" w:cs="Calibri"/>
+          <w:color w:val="444444"/>
+        </w:rPr>
+        <w:t xml:space="preserve">  Result: [1, 2, 4, 5, 3]</w:t>
+      </w:r>
+    </w:p>
+    <w:p>
+      <w:pPr>
+        <w:spacing w:before="60" w:after="60"/>
+      </w:pPr>
+      <w:r>
+        <w:rPr>
+          <w:rFonts w:ascii="Calibri" w:eastAsia="Calibri" w:hAnsi="Calibri" w:cs="Calibri"/>
+          <w:color w:val="444444"/>
+        </w:rPr>
+        <w:t xml:space="preserve">  Use when: copying a tree, printing a tree structure, serializing a tree</w:t>
+      </w:r>
+    </w:p>
+    <w:p>
+      <w:pPr>
+        <w:spacing w:before="100" w:after="100"/>
+      </w:pPr>
+    </w:p>
+    <w:p>
+      <w:pPr>
+        <w:spacing w:before="60" w:after="60"/>
+      </w:pPr>
+      <w:r>
+        <w:rPr>
+          <w:rFonts w:ascii="Calibri" w:eastAsia="Calibri" w:hAnsi="Calibri" w:cs="Calibri"/>
+          <w:b/>
+          <w:bCs/>
+          <w:color w:val="1A7A4A"/>
+        </w:rPr>
+        <w:t>INORDER  —  Left → Root → Right</w:t>
+      </w:r>
+    </w:p>
+    <w:p>
+      <w:pPr>
+        <w:pBdr>
+          <w:left w:val="thick" w:sz="12" w:space="0" w:color="1A7A4A"/>
+        </w:pBdr>
+        <w:shd w:val="clear" w:color="auto" w:fill="E9F7EF"/>
+        <w:spacing w:before="120" w:after="120"/>
+        <w:ind w:left="200" w:right="200"/>
+      </w:pPr>
+      <w:r>
+        <w:rPr>
+          <w:rFonts w:ascii="Calibri" w:eastAsia="Calibri" w:hAnsi="Calibri" w:cs="Calibri"/>
+          <w:b/>
+          <w:bCs/>
+          <w:color w:val="1A7A4A"/>
+        </w:rPr>
+        <w:t>Go all the way left first, then visit ME, then go right.</w:t>
+      </w:r>
+    </w:p>
+    <w:p>
+      <w:pPr>
+        <w:spacing w:before="60" w:after="60"/>
+      </w:pPr>
+      <w:r>
+        <w:rPr>
+          <w:rFonts w:ascii="Calibri" w:eastAsia="Calibri" w:hAnsi="Calibri" w:cs="Calibri"/>
+          <w:color w:val="444444"/>
+        </w:rPr>
+        <w:t>Think: 'I wait for my entire left side to finish before announcing myself.'</w:t>
+      </w:r>
+    </w:p>
+    <w:p>
+      <w:pPr>
+        <w:spacing w:before="60" w:after="60"/>
+      </w:pPr>
+      <w:r>
+        <w:rPr>
+          <w:rFonts w:ascii="Calibri" w:eastAsia="Calibri" w:hAnsi="Calibri" w:cs="Calibri"/>
+          <w:color w:val="444444"/>
+        </w:rPr>
+        <w:t xml:space="preserve">  Go left to 2  →  go left to 4  →  visit 4  (no children)</w:t>
+      </w:r>
+    </w:p>
+    <w:p>
+      <w:pPr>
+        <w:spacing w:before="60" w:after="60"/>
+      </w:pPr>
+      <w:r>
+        <w:rPr>
+          <w:rFonts w:ascii="Calibri" w:eastAsia="Calibri" w:hAnsi="Calibri" w:cs="Calibri"/>
+          <w:color w:val="444444"/>
+        </w:rPr>
+        <w:t xml:space="preserve">  Backtrack to 2  →  visit 2  →  go right to 5  →  visit 5</w:t>
+      </w:r>
+    </w:p>
+    <w:p>
+      <w:pPr>
+        <w:spacing w:before="60" w:after="60"/>
+      </w:pPr>
+      <w:r>
+        <w:rPr>
+          <w:rFonts w:ascii="Calibri" w:eastAsia="Calibri" w:hAnsi="Calibri" w:cs="Calibri"/>
+          <w:color w:val="444444"/>
+        </w:rPr>
+        <w:t xml:space="preserve">  Backtrack to 1  →  visit 1  →  go right to 3  →  visit 3</w:t>
+      </w:r>
+    </w:p>
+    <w:p>
+      <w:pPr>
+        <w:spacing w:before="60" w:after="60"/>
+      </w:pPr>
+      <w:r>
+        <w:rPr>
+          <w:rFonts w:ascii="Calibri" w:eastAsia="Calibri" w:hAnsi="Calibri" w:cs="Calibri"/>
+          <w:color w:val="444444"/>
+        </w:rPr>
+        <w:t xml:space="preserve">  Result: [4, 2, 5, 1, 3]</w:t>
+      </w:r>
+    </w:p>
+    <w:p>
+      <w:pPr>
+        <w:spacing w:before="60" w:after="60"/>
+      </w:pPr>
+      <w:r>
+        <w:rPr>
+          <w:rFonts w:ascii="Calibri" w:eastAsia="Calibri" w:hAnsi="Calibri" w:cs="Calibri"/>
+          <w:color w:val="444444"/>
+        </w:rPr>
+        <w:t xml:space="preserve">  </w:t>
+      </w:r>
+      <w:r>
+        <w:rPr>
+          <w:rFonts w:ascii="Calibri" w:eastAsia="Calibri" w:hAnsi="Calibri" w:cs="Calibri"/>
+          <w:color w:val="444444"/>
+        </w:rPr>
+        <w:t>⭐</w:t>
+      </w:r>
+      <w:r>
+        <w:rPr>
+          <w:rFonts w:ascii="Calibri" w:eastAsia="Calibri" w:hAnsi="Calibri" w:cs="Calibri"/>
+          <w:color w:val="444444"/>
+        </w:rPr>
+        <w:t xml:space="preserve">  On a BST, Inorder always gives you elements in SORTED ORDER — this is the #1 reason to use it</w:t>
+      </w:r>
+    </w:p>
+    <w:p>
+      <w:pPr>
+        <w:spacing w:before="60" w:after="60"/>
+      </w:pPr>
+      <w:r>
+        <w:rPr>
+          <w:rFonts w:ascii="Calibri" w:eastAsia="Calibri" w:hAnsi="Calibri" w:cs="Calibri"/>
+          <w:color w:val="444444"/>
+        </w:rPr>
+        <w:t xml:space="preserve">  Use when: printing BST values in order, validating a BST</w:t>
+      </w:r>
+    </w:p>
+    <w:p>
+      <w:pPr>
+        <w:spacing w:before="100" w:after="100"/>
+      </w:pPr>
+    </w:p>
+    <w:p>
+      <w:pPr>
+        <w:spacing w:before="60" w:after="60"/>
+      </w:pPr>
+      <w:r>
+        <w:rPr>
+          <w:rFonts w:ascii="Calibri" w:eastAsia="Calibri" w:hAnsi="Calibri" w:cs="Calibri"/>
+          <w:b/>
+          <w:bCs/>
+          <w:color w:val="B03A2E"/>
+        </w:rPr>
+        <w:t>POSTORDER  —  Left → Right → Root</w:t>
+      </w:r>
+    </w:p>
+    <w:p>
+      <w:pPr>
+        <w:pBdr>
+          <w:left w:val="thick" w:sz="12" w:space="0" w:color="B03A2E"/>
+        </w:pBdr>
+        <w:shd w:val="clear" w:color="auto" w:fill="FDEDEC"/>
+        <w:spacing w:before="120" w:after="120"/>
+        <w:ind w:left="200" w:right="200"/>
+      </w:pPr>
+      <w:r>
+        <w:rPr>
+          <w:rFonts w:ascii="Calibri" w:eastAsia="Calibri" w:hAnsi="Calibri" w:cs="Calibri"/>
+          <w:b/>
+          <w:bCs/>
+          <w:color w:val="B03A2E"/>
+        </w:rPr>
+        <w:t>Process ALL children before visiting ME.</w:t>
+      </w:r>
+    </w:p>
+    <w:p>
+      <w:pPr>
+        <w:spacing w:before="60" w:after="60"/>
+      </w:pPr>
+      <w:r>
+        <w:rPr>
+          <w:rFonts w:ascii="Calibri" w:eastAsia="Calibri" w:hAnsi="Calibri" w:cs="Calibri"/>
+          <w:color w:val="444444"/>
+        </w:rPr>
+        <w:t>Think: 'My children must be fully resolved before I can be resolved.'</w:t>
+      </w:r>
+    </w:p>
+    <w:p>
+      <w:pPr>
+        <w:spacing w:before="60" w:after="60"/>
+      </w:pPr>
+      <w:r>
+        <w:rPr>
+          <w:rFonts w:ascii="Calibri" w:eastAsia="Calibri" w:hAnsi="Calibri" w:cs="Calibri"/>
+          <w:color w:val="444444"/>
+        </w:rPr>
+        <w:t xml:space="preserve">  Go left to 2  →  go left to 4  →  visit 4  (no children)</w:t>
+      </w:r>
+    </w:p>
+    <w:p>
+      <w:pPr>
+        <w:spacing w:before="60" w:after="60"/>
+      </w:pPr>
+      <w:r>
+        <w:rPr>
+          <w:rFonts w:ascii="Calibri" w:eastAsia="Calibri" w:hAnsi="Calibri" w:cs="Calibri"/>
+          <w:color w:val="444444"/>
+        </w:rPr>
+        <w:t xml:space="preserve">  Go right to 5  →  visit 5  (no children)</w:t>
+      </w:r>
+    </w:p>
+    <w:p>
+      <w:pPr>
+        <w:spacing w:before="60" w:after="60"/>
+      </w:pPr>
+      <w:r>
+        <w:rPr>
+          <w:rFonts w:ascii="Calibri" w:eastAsia="Calibri" w:hAnsi="Calibri" w:cs="Calibri"/>
+          <w:color w:val="444444"/>
+        </w:rPr>
+        <w:t xml:space="preserve">  Both children done →  now visit 2</w:t>
+      </w:r>
+    </w:p>
+    <w:p>
+      <w:pPr>
+        <w:spacing w:before="60" w:after="60"/>
+      </w:pPr>
+      <w:r>
+        <w:rPr>
+          <w:rFonts w:ascii="Calibri" w:eastAsia="Calibri" w:hAnsi="Calibri" w:cs="Calibri"/>
+          <w:color w:val="444444"/>
+        </w:rPr>
+        <w:t xml:space="preserve">  Go right to 3  →  visit 3  (no children)</w:t>
+      </w:r>
+    </w:p>
+    <w:p>
+      <w:pPr>
+        <w:spacing w:before="60" w:after="60"/>
+      </w:pPr>
+      <w:r>
+        <w:rPr>
+          <w:rFonts w:ascii="Calibri" w:eastAsia="Calibri" w:hAnsi="Calibri" w:cs="Calibri"/>
+          <w:color w:val="444444"/>
+        </w:rPr>
+        <w:t xml:space="preserve">  Both children of 1 done →  now visit 1</w:t>
+      </w:r>
+    </w:p>
+    <w:p>
+      <w:pPr>
+        <w:spacing w:before="60" w:after="60"/>
+      </w:pPr>
+      <w:r>
+        <w:rPr>
+          <w:rFonts w:ascii="Calibri" w:eastAsia="Calibri" w:hAnsi="Calibri" w:cs="Calibri"/>
+          <w:color w:val="444444"/>
+        </w:rPr>
+        <w:t xml:space="preserve">  Result: [4, 5, 2, 3, 1]</w:t>
+      </w:r>
+    </w:p>
+    <w:p>
+      <w:pPr>
+        <w:spacing w:before="60" w:after="60"/>
+      </w:pPr>
+      <w:r>
+        <w:rPr>
+          <w:rFonts w:ascii="Calibri" w:eastAsia="Calibri" w:hAnsi="Calibri" w:cs="Calibri"/>
+          <w:color w:val="444444"/>
+        </w:rPr>
+        <w:t xml:space="preserve">  Use when: deleting a tree (delete children before parent), evaluating expressions (solve inner parts first)</w:t>
+      </w:r>
+    </w:p>
+    <w:p>
+      <w:pPr>
+        <w:spacing w:before="100" w:after="100"/>
+      </w:pPr>
+    </w:p>
+    <w:tbl>
+      <w:tblPr>
+        <w:tblW w:w="9360" w:type="dxa"/>
+        <w:tblCellMar>
+          <w:left w:w="10" w:type="dxa"/>
+          <w:right w:w="10" w:type="dxa"/>
+        </w:tblCellMar>
+        <w:tblLook w:val="04A0" w:firstRow="1" w:lastRow="0" w:firstColumn="1" w:lastColumn="0" w:noHBand="0" w:noVBand="1"/>
+      </w:tblPr>
+      <w:tblGrid>
+        <w:gridCol w:w="3000"/>
+        <w:gridCol w:w="6360"/>
+      </w:tblGrid>
+      <w:tr>
+        <w:tblPrEx>
+          <w:tblCellMar>
+            <w:top w:w="0" w:type="dxa"/>
+            <w:bottom w:w="0" w:type="dxa"/>
+          </w:tblCellMar>
+        </w:tblPrEx>
+        <w:tc>
+          <w:tcPr>
+            <w:tcW w:w="3000" w:type="dxa"/>
+            <w:shd w:val="clear" w:color="auto" w:fill="1A1A2E"/>
+            <w:tcMar>
+              <w:top w:w="80" w:type="dxa"/>
+              <w:left w:w="100" w:type="dxa"/>
+              <w:bottom w:w="80" w:type="dxa"/>
+              <w:right w:w="100" w:type="dxa"/>
+            </w:tcMar>
+          </w:tcPr>
+          <w:p>
+            <w:pPr>
+              <w:spacing w:before="80" w:after="80"/>
+              <w:ind w:left="100"/>
+            </w:pPr>
+            <w:r>
+              <w:rPr>
+                <w:rFonts w:ascii="Calibri" w:eastAsia="Calibri" w:hAnsi="Calibri" w:cs="Calibri"/>
+                <w:b/>
+                <w:bCs/>
+                <w:color w:val="FFFFFF"/>
+                <w:sz w:val="19"/>
+                <w:szCs w:val="19"/>
+              </w:rPr>
+              <w:t>Traversal</w:t>
+            </w:r>
+          </w:p>
+        </w:tc>
+        <w:tc>
+          <w:tcPr>
+            <w:tcW w:w="6360" w:type="dxa"/>
+            <w:shd w:val="clear" w:color="auto" w:fill="1A1A2E"/>
+            <w:tcMar>
+              <w:top w:w="80" w:type="dxa"/>
+              <w:left w:w="100" w:type="dxa"/>
+              <w:bottom w:w="80" w:type="dxa"/>
+              <w:right w:w="100" w:type="dxa"/>
+            </w:tcMar>
+          </w:tcPr>
+          <w:p>
+            <w:pPr>
+              <w:spacing w:before="80" w:after="80"/>
+              <w:ind w:left="100"/>
+            </w:pPr>
+            <w:r>
+              <w:rPr>
+                <w:rFonts w:ascii="Calibri" w:eastAsia="Calibri" w:hAnsi="Calibri" w:cs="Calibri"/>
+                <w:b/>
+                <w:bCs/>
+                <w:color w:val="FFFFFF"/>
+                <w:sz w:val="19"/>
+                <w:szCs w:val="19"/>
+              </w:rPr>
+              <w:t>Order / When to use</w:t>
+            </w:r>
+          </w:p>
+        </w:tc>
+      </w:tr>
+      <w:tr>
+        <w:tblPrEx>
+          <w:tblCellMar>
+            <w:top w:w="0" w:type="dxa"/>
+            <w:bottom w:w="0" w:type="dxa"/>
+          </w:tblCellMar>
+        </w:tblPrEx>
+        <w:tc>
+          <w:tcPr>
+            <w:tcW w:w="3000" w:type="dxa"/>
+            <w:shd w:val="clear" w:color="auto" w:fill="FFFFFF"/>
+            <w:tcMar>
+              <w:top w:w="80" w:type="dxa"/>
+              <w:left w:w="100" w:type="dxa"/>
+              <w:bottom w:w="80" w:type="dxa"/>
+              <w:right w:w="100" w:type="dxa"/>
+            </w:tcMar>
+          </w:tcPr>
+          <w:p>
+            <w:pPr>
+              <w:spacing w:before="80" w:after="80"/>
+              <w:ind w:left="100"/>
+            </w:pPr>
+            <w:r>
+              <w:rPr>
+                <w:rFonts w:ascii="Calibri" w:eastAsia="Calibri" w:hAnsi="Calibri" w:cs="Calibri"/>
+                <w:color w:val="444444"/>
+                <w:sz w:val="19"/>
+                <w:szCs w:val="19"/>
+              </w:rPr>
+              <w:t>Preorder  (Root → L → R)</w:t>
+            </w:r>
+          </w:p>
+        </w:tc>
+        <w:tc>
+          <w:tcPr>
+            <w:tcW w:w="6360" w:type="dxa"/>
+            <w:shd w:val="clear" w:color="auto" w:fill="FFFFFF"/>
+            <w:tcMar>
+              <w:top w:w="80" w:type="dxa"/>
+              <w:left w:w="100" w:type="dxa"/>
+              <w:bottom w:w="80" w:type="dxa"/>
+              <w:right w:w="100" w:type="dxa"/>
+            </w:tcMar>
+          </w:tcPr>
+          <w:p>
+            <w:pPr>
+              <w:spacing w:before="80" w:after="80"/>
+              <w:ind w:left="100"/>
+            </w:pPr>
+            <w:r>
+              <w:rPr>
+                <w:rFonts w:ascii="Calibri" w:eastAsia="Calibri" w:hAnsi="Calibri" w:cs="Calibri"/>
+                <w:color w:val="444444"/>
+                <w:sz w:val="19"/>
+                <w:szCs w:val="19"/>
+              </w:rPr>
+              <w:t>Visit root FIRST. Use for copying or printing tree structure.</w:t>
+            </w:r>
+          </w:p>
+        </w:tc>
+      </w:tr>
+      <w:tr>
+        <w:tblPrEx>
+          <w:tblCellMar>
+            <w:top w:w="0" w:type="dxa"/>
+            <w:bottom w:w="0" w:type="dxa"/>
+          </w:tblCellMar>
+        </w:tblPrEx>
+        <w:tc>
+          <w:tcPr>
+            <w:tcW w:w="3000" w:type="dxa"/>
+            <w:shd w:val="clear" w:color="auto" w:fill="F8F9FA"/>
+            <w:tcMar>
+              <w:top w:w="80" w:type="dxa"/>
+              <w:left w:w="100" w:type="dxa"/>
+              <w:bottom w:w="80" w:type="dxa"/>
+              <w:right w:w="100" w:type="dxa"/>
+            </w:tcMar>
+          </w:tcPr>
+          <w:p>
+            <w:pPr>
+              <w:spacing w:before="80" w:after="80"/>
+              <w:ind w:left="100"/>
+            </w:pPr>
+            <w:r>
+              <w:rPr>
+                <w:rFonts w:ascii="Calibri" w:eastAsia="Calibri" w:hAnsi="Calibri" w:cs="Calibri"/>
+                <w:color w:val="444444"/>
+                <w:sz w:val="19"/>
+                <w:szCs w:val="19"/>
+              </w:rPr>
+              <w:t>Inorder   (L → Root → R)</w:t>
+            </w:r>
+          </w:p>
+        </w:tc>
+        <w:tc>
+          <w:tcPr>
+            <w:tcW w:w="6360" w:type="dxa"/>
+            <w:shd w:val="clear" w:color="auto" w:fill="F8F9FA"/>
+            <w:tcMar>
+              <w:top w:w="80" w:type="dxa"/>
+              <w:left w:w="100" w:type="dxa"/>
+              <w:bottom w:w="80" w:type="dxa"/>
+              <w:right w:w="100" w:type="dxa"/>
+            </w:tcMar>
+          </w:tcPr>
+          <w:p>
+            <w:pPr>
+              <w:spacing w:before="80" w:after="80"/>
+              <w:ind w:left="100"/>
+            </w:pPr>
+            <w:r>
+              <w:rPr>
+                <w:rFonts w:ascii="Calibri" w:eastAsia="Calibri" w:hAnsi="Calibri" w:cs="Calibri"/>
+                <w:color w:val="444444"/>
+                <w:sz w:val="19"/>
+                <w:szCs w:val="19"/>
+              </w:rPr>
+              <w:t>Visit root in MIDDLE. Use for sorted order in a BST.</w:t>
+            </w:r>
+          </w:p>
+        </w:tc>
+      </w:tr>
+      <w:tr>
+        <w:tblPrEx>
+          <w:tblCellMar>
+            <w:top w:w="0" w:type="dxa"/>
+            <w:bottom w:w="0" w:type="dxa"/>
+          </w:tblCellMar>
+        </w:tblPrEx>
+        <w:tc>
+          <w:tcPr>
+            <w:tcW w:w="3000" w:type="dxa"/>
+            <w:shd w:val="clear" w:color="auto" w:fill="FFFFFF"/>
+            <w:tcMar>
+              <w:top w:w="80" w:type="dxa"/>
+              <w:left w:w="100" w:type="dxa"/>
+              <w:bottom w:w="80" w:type="dxa"/>
+              <w:right w:w="100" w:type="dxa"/>
+            </w:tcMar>
+          </w:tcPr>
+          <w:p>
+            <w:pPr>
+              <w:spacing w:before="80" w:after="80"/>
+              <w:ind w:left="100"/>
+            </w:pPr>
+            <w:r>
+              <w:rPr>
+                <w:rFonts w:ascii="Calibri" w:eastAsia="Calibri" w:hAnsi="Calibri" w:cs="Calibri"/>
+                <w:color w:val="444444"/>
+                <w:sz w:val="19"/>
+                <w:szCs w:val="19"/>
+              </w:rPr>
+              <w:t>Postorder (L → R → Root)</w:t>
+            </w:r>
+          </w:p>
+        </w:tc>
+        <w:tc>
+          <w:tcPr>
+            <w:tcW w:w="6360" w:type="dxa"/>
+            <w:shd w:val="clear" w:color="auto" w:fill="FFFFFF"/>
+            <w:tcMar>
+              <w:top w:w="80" w:type="dxa"/>
+              <w:left w:w="100" w:type="dxa"/>
+              <w:bottom w:w="80" w:type="dxa"/>
+              <w:right w:w="100" w:type="dxa"/>
+            </w:tcMar>
+          </w:tcPr>
+          <w:p>
+            <w:pPr>
+              <w:spacing w:before="80" w:after="80"/>
+              <w:ind w:left="100"/>
+            </w:pPr>
+            <w:r>
+              <w:rPr>
+                <w:rFonts w:ascii="Calibri" w:eastAsia="Calibri" w:hAnsi="Calibri" w:cs="Calibri"/>
+                <w:color w:val="444444"/>
+                <w:sz w:val="19"/>
+                <w:szCs w:val="19"/>
+              </w:rPr>
+              <w:t>Visit root LAST. Use when children must be resolved before parent.</w:t>
+            </w:r>
+          </w:p>
+        </w:tc>
+      </w:tr>
+      <w:tr>
+        <w:tblPrEx>
+          <w:tblCellMar>
+            <w:top w:w="0" w:type="dxa"/>
+            <w:bottom w:w="0" w:type="dxa"/>
+          </w:tblCellMar>
+        </w:tblPrEx>
+        <w:tc>
+          <w:tcPr>
+            <w:tcW w:w="3000" w:type="dxa"/>
+            <w:shd w:val="clear" w:color="auto" w:fill="F8F9FA"/>
+            <w:tcMar>
+              <w:top w:w="80" w:type="dxa"/>
+              <w:left w:w="100" w:type="dxa"/>
+              <w:bottom w:w="80" w:type="dxa"/>
+              <w:right w:w="100" w:type="dxa"/>
+            </w:tcMar>
+          </w:tcPr>
+          <w:p>
+            <w:pPr>
+              <w:spacing w:before="80" w:after="80"/>
+              <w:ind w:left="100"/>
+            </w:pPr>
+            <w:r>
+              <w:rPr>
+                <w:rFonts w:ascii="Calibri" w:eastAsia="Calibri" w:hAnsi="Calibri" w:cs="Calibri"/>
+                <w:color w:val="444444"/>
+                <w:sz w:val="19"/>
+                <w:szCs w:val="19"/>
+              </w:rPr>
+              <w:lastRenderedPageBreak/>
+              <w:t>BFS / Level Order</w:t>
+            </w:r>
+          </w:p>
+        </w:tc>
+        <w:tc>
+          <w:tcPr>
+            <w:tcW w:w="6360" w:type="dxa"/>
+            <w:shd w:val="clear" w:color="auto" w:fill="F8F9FA"/>
+            <w:tcMar>
+              <w:top w:w="80" w:type="dxa"/>
+              <w:left w:w="100" w:type="dxa"/>
+              <w:bottom w:w="80" w:type="dxa"/>
+              <w:right w:w="100" w:type="dxa"/>
+            </w:tcMar>
+          </w:tcPr>
+          <w:p>
+            <w:pPr>
+              <w:spacing w:before="80" w:after="80"/>
+              <w:ind w:left="100"/>
+            </w:pPr>
+            <w:r>
+              <w:rPr>
+                <w:rFonts w:ascii="Calibri" w:eastAsia="Calibri" w:hAnsi="Calibri" w:cs="Calibri"/>
+                <w:color w:val="444444"/>
+                <w:sz w:val="19"/>
+                <w:szCs w:val="19"/>
+              </w:rPr>
+              <w:t>Process level by level. Use for shortest path or level grouping.</w:t>
+            </w:r>
+          </w:p>
+        </w:tc>
+      </w:tr>
+    </w:tbl>
+    <w:p>
+      <w:pPr>
+        <w:pBdr>
+          <w:bottom w:val="single" w:sz="4" w:space="0" w:color="CCCCCC"/>
+        </w:pBdr>
+        <w:spacing w:before="160" w:after="160"/>
+      </w:pPr>
+    </w:p>
+    <w:p>
+      <w:pPr>
+        <w:spacing w:before="180" w:after="60"/>
+      </w:pPr>
+      <w:r>
+        <w:rPr>
+          <w:rFonts w:ascii="Calibri" w:eastAsia="Calibri" w:hAnsi="Calibri" w:cs="Calibri"/>
+          <w:b/>
+          <w:bCs/>
+          <w:color w:val="1A1A2E"/>
+          <w:sz w:val="24"/>
+          <w:szCs w:val="24"/>
+        </w:rPr>
+        <w:t>💡</w:t>
+      </w:r>
+      <w:r>
+        <w:rPr>
+          <w:rFonts w:ascii="Calibri" w:eastAsia="Calibri" w:hAnsi="Calibri" w:cs="Calibri"/>
+          <w:b/>
+          <w:bCs/>
+          <w:color w:val="1A1A2E"/>
+          <w:sz w:val="24"/>
+          <w:szCs w:val="24"/>
+        </w:rPr>
+        <w:t xml:space="preserve">  The Biggest Realization about BFS on Trees</w:t>
+      </w:r>
+    </w:p>
+    <w:p>
+      <w:pPr>
+        <w:pBdr>
+          <w:left w:val="thick" w:sz="12" w:space="0" w:color="0D7377"/>
+        </w:pBdr>
+        <w:shd w:val="clear" w:color="auto" w:fill="FFFDE7"/>
+        <w:spacing w:before="120" w:after="120"/>
+        <w:ind w:left="200" w:right="200"/>
+      </w:pPr>
+      <w:r>
+        <w:rPr>
+          <w:rFonts w:ascii="Calibri" w:eastAsia="Calibri" w:hAnsi="Calibri" w:cs="Calibri"/>
+          <w:b/>
+          <w:bCs/>
+          <w:color w:val="1A1A2E"/>
+        </w:rPr>
+        <w:t xml:space="preserve">BFS does NOT follow every left child downward.  It ONLY adds the immediate children of the node currently being processed. </w:t>
+      </w:r>
+      <w:r>
+        <w:rPr>
+          <w:rFonts w:ascii="Calibri" w:eastAsia="Calibri" w:hAnsi="Calibri" w:cs="Calibri"/>
+          <w:b/>
+          <w:bCs/>
+          <w:color w:val="1A1A2E"/>
+        </w:rPr>
+        <w:t>Those children WAIT in the queue until every node on the current level is done.  That’s why BFS visits level 1 → level 2 → level 3 instead of following one branch all the way down.</w:t>
+      </w:r>
+    </w:p>
+    <w:p>
+      <w:pPr>
+        <w:spacing w:before="100" w:after="100"/>
+      </w:pPr>
+    </w:p>
+    <w:p>
+      <w:pPr>
+        <w:spacing w:before="60" w:after="60"/>
+      </w:pPr>
+      <w:r>
+        <w:rPr>
+          <w:rFonts w:ascii="Calibri" w:eastAsia="Calibri" w:hAnsi="Calibri" w:cs="Calibri"/>
+          <w:b/>
+          <w:bCs/>
+          <w:color w:val="1A1A2E"/>
+        </w:rPr>
+        <w:t>Outer loop vs Inner loop:</w:t>
+      </w:r>
+    </w:p>
+    <w:p>
+      <w:pPr>
+        <w:spacing w:before="60" w:after="60"/>
+      </w:pPr>
+      <w:r>
+        <w:rPr>
+          <w:rFonts w:ascii="Calibri" w:eastAsia="Calibri" w:hAnsi="Calibri" w:cs="Calibri"/>
+          <w:color w:val="444444"/>
+        </w:rPr>
+        <w:t xml:space="preserve">  while (!queue.isEmpty())    →  processes ONE ENTIRE LEVEL</w:t>
+      </w:r>
+    </w:p>
+    <w:p>
+      <w:pPr>
+        <w:spacing w:before="60" w:after="60"/>
+      </w:pPr>
+      <w:r>
+        <w:rPr>
+          <w:rFonts w:ascii="Calibri" w:eastAsia="Calibri" w:hAnsi="Calibri" w:cs="Calibri"/>
+          <w:color w:val="444444"/>
+        </w:rPr>
+        <w:t xml:space="preserve">  for (int i = 0; i &lt; levelSize; i++)  →  processes every node ON THAT LEVEL</w:t>
+      </w:r>
+    </w:p>
+    <w:p>
+      <w:pPr>
+        <w:spacing w:before="100" w:after="100"/>
+      </w:pPr>
+    </w:p>
+    <w:p>
+      <w:pPr>
+        <w:spacing w:before="60" w:after="60"/>
+      </w:pPr>
+      <w:r>
+        <w:rPr>
+          <w:rFonts w:ascii="Calibri" w:eastAsia="Calibri" w:hAnsi="Calibri" w:cs="Calibri"/>
+          <w:b/>
+          <w:bCs/>
+          <w:color w:val="1A1A2E"/>
+        </w:rPr>
+        <w:t>The BFS invariant:</w:t>
+      </w:r>
+    </w:p>
+    <w:p>
+      <w:pPr>
+        <w:spacing w:before="60" w:after="60"/>
+      </w:pPr>
+      <w:r>
+        <w:rPr>
+          <w:rFonts w:ascii="Calibri" w:eastAsia="Calibri" w:hAnsi="Calibri" w:cs="Calibri"/>
+          <w:color w:val="444444"/>
+        </w:rPr>
+        <w:t>At the start of every while-loop iteration, every node currently in the queue belongs to the level you are about to process. This is always true.</w:t>
+      </w:r>
+    </w:p>
+    <w:p>
       <w:r>
         <w:br w:type="page"/>
       </w:r>
@@ -21650,10 +23629,10 @@
 <file path=word/numbering.xml><?xml version="1.0" encoding="utf-8"?>
 <w:numbering xmlns:wpc="http://schemas.microsoft.com/office/word/2010/wordprocessingCanvas" xmlns:cx="http://schemas.microsoft.com/office/drawing/2014/chartex" xmlns:cx1="http://schemas.microsoft.com/office/drawing/2015/9/8/chartex" xmlns:cx2="http://schemas.microsoft.com/office/drawing/2015/10/21/chartex" xmlns:cx3="http://schemas.microsoft.com/office/drawing/2016/5/9/chartex" xmlns:cx4="http://schemas.microsoft.com/office/drawing/2016/5/10/chartex" xmlns:cx5="http://schemas.microsoft.com/office/drawing/2016/5/11/chartex" xmlns:cx6="http://schemas.microsoft.com/office/drawing/2016/5/12/chartex" xmlns:cx7="http://schemas.microsoft.com/office/drawing/2016/5/13/chartex" xmlns:cx8="http://schemas.microsoft.com/office/drawing/2016/5/14/chartex" xmlns:mc="http://schemas.openxmlformats.org/markup-compatibility/2006" xmlns:aink="http://schemas.microsoft.com/office/drawing/2016/ink" xmlns:am3d="http://schemas.microsoft.com/office/drawing/2017/model3d" xmlns:o="urn:schemas-microsoft-com:office:office" xmlns:oel="http://schemas.microsoft.com/office/2019/extlst" xmlns:r="http://schemas.openxmlformats.org/officeDocument/2006/relationships" xmlns:m="http://schemas.openxmlformats.org/officeDocument/2006/math" xmlns:v="urn:schemas-microsoft-com:vml" xmlns:wp14="http://schemas.microsoft.com/office/word/2010/wordprocessingDrawing" xmlns:wp="http://schemas.openxmlformats.org/drawingml/2006/wordprocessingDrawing" xmlns:w10="urn:schemas-microsoft-com:office:word" xmlns:w="http://schemas.openxmlformats.org/wordprocessingml/2006/main" xmlns:w14="http://schemas.microsoft.com/office/word/2010/wordml" xmlns:w15="http://schemas.microsoft.com/office/word/2012/wordml" xmlns:w16cex="http://schemas.microsoft.com/office/word/2018/wordml/cex" xmlns:w16cid="http://schemas.microsoft.com/office/word/2016/wordml/cid" xmlns:w16="http://schemas.microsoft.com/office/word/2018/wordml" xmlns:w16du="http://schemas.microsoft.com/office/word/2023/wordml/word16du" xmlns:w16sdtdh="http://schemas.microsoft.com/office/word/2020/wordml/sdtdatahash" xmlns:w16sdtfl="http://schemas.microsoft.com/office/word/2024/wordml/sdtformatlock" xmlns:w16se="http://schemas.microsoft.com/office/word/2015/wordml/symex" xmlns:wpg="http://schemas.microsoft.com/office/word/2010/wordprocessingGroup" xmlns:wpi="http://schemas.microsoft.com/office/word/2010/wordprocessingInk" xmlns:wne="http://schemas.microsoft.com/office/word/2006/wordml" xmlns:wps="http://schemas.microsoft.com/office/word/2010/wordprocessingShape" mc:Ignorable="w14 w15 w16se w16cid w16 w16cex w16sdtdh w16sdtfl w16du wp14">
   <w:abstractNum w:abstractNumId="0" w15:restartNumberingAfterBreak="0">
-    <w:nsid w:val="7DBE37F2"/>
+    <w:nsid w:val="607E0A46"/>
     <w:multiLevelType w:val="hybridMultilevel"/>
-    <w:tmpl w:val="EE02854E"/>
-    <w:lvl w:ilvl="0" w:tplc="7CC058F8">
+    <w:tmpl w:val="54C09E0E"/>
+    <w:lvl w:ilvl="0" w:tplc="FCEC7A12">
       <w:start w:val="1"/>
       <w:numFmt w:val="bullet"/>
       <w:lvlText w:val="●"/>
@@ -21662,7 +23641,7 @@
         <w:ind w:left="720" w:hanging="360"/>
       </w:pPr>
     </w:lvl>
-    <w:lvl w:ilvl="1" w:tplc="925083D2">
+    <w:lvl w:ilvl="1" w:tplc="6088CEF8">
       <w:start w:val="1"/>
       <w:numFmt w:val="bullet"/>
       <w:lvlText w:val="○"/>
@@ -21671,7 +23650,7 @@
         <w:ind w:left="1440" w:hanging="360"/>
       </w:pPr>
     </w:lvl>
-    <w:lvl w:ilvl="2" w:tplc="9954BD84">
+    <w:lvl w:ilvl="2" w:tplc="8820D360">
       <w:start w:val="1"/>
       <w:numFmt w:val="bullet"/>
       <w:lvlText w:val="■"/>
@@ -21680,7 +23659,7 @@
         <w:ind w:left="2160" w:hanging="360"/>
       </w:pPr>
     </w:lvl>
-    <w:lvl w:ilvl="3" w:tplc="F01275A6">
+    <w:lvl w:ilvl="3" w:tplc="8AA445B4">
       <w:start w:val="1"/>
       <w:numFmt w:val="bullet"/>
       <w:lvlText w:val="●"/>
@@ -21689,7 +23668,7 @@
         <w:ind w:left="2880" w:hanging="360"/>
       </w:pPr>
     </w:lvl>
-    <w:lvl w:ilvl="4" w:tplc="C6D6A4D0">
+    <w:lvl w:ilvl="4" w:tplc="A06AA6C4">
       <w:start w:val="1"/>
       <w:numFmt w:val="bullet"/>
       <w:lvlText w:val="○"/>
@@ -21698,7 +23677,7 @@
         <w:ind w:left="3600" w:hanging="360"/>
       </w:pPr>
     </w:lvl>
-    <w:lvl w:ilvl="5" w:tplc="70549E72">
+    <w:lvl w:ilvl="5" w:tplc="38CAFC34">
       <w:start w:val="1"/>
       <w:numFmt w:val="bullet"/>
       <w:lvlText w:val="■"/>
@@ -21707,7 +23686,7 @@
         <w:ind w:left="4320" w:hanging="360"/>
       </w:pPr>
     </w:lvl>
-    <w:lvl w:ilvl="6" w:tplc="EB00EC2A">
+    <w:lvl w:ilvl="6" w:tplc="F5044468">
       <w:start w:val="1"/>
       <w:numFmt w:val="bullet"/>
       <w:lvlText w:val="●"/>
@@ -21716,7 +23695,7 @@
         <w:ind w:left="5040" w:hanging="360"/>
       </w:pPr>
     </w:lvl>
-    <w:lvl w:ilvl="7" w:tplc="9F9CA948">
+    <w:lvl w:ilvl="7" w:tplc="B0289722">
       <w:start w:val="1"/>
       <w:numFmt w:val="bullet"/>
       <w:lvlText w:val="●"/>
@@ -21725,7 +23704,7 @@
         <w:ind w:left="5760" w:hanging="360"/>
       </w:pPr>
     </w:lvl>
-    <w:lvl w:ilvl="8" w:tplc="9B860814">
+    <w:lvl w:ilvl="8" w:tplc="91F0232C">
       <w:start w:val="1"/>
       <w:numFmt w:val="bullet"/>
       <w:lvlText w:val="●"/>
@@ -21735,7 +23714,7 @@
       </w:pPr>
     </w:lvl>
   </w:abstractNum>
-  <w:num w:numId="1" w16cid:durableId="346490475">
+  <w:num w:numId="1" w16cid:durableId="637036170">
     <w:abstractNumId w:val="0"/>
     <w:lvlOverride w:ilvl="0">
       <w:startOverride w:val="1"/>

--- a/studying_2026/Algorithm Decision Tree.docx
+++ b/studying_2026/Algorithm Decision Tree.docx
@@ -18489,6 +18489,1782 @@
       </w:pPr>
     </w:p>
     <w:p>
+      <w:pPr>
+        <w:spacing w:before="180" w:after="60"/>
+      </w:pPr>
+      <w:proofErr w:type="gramStart"/>
+      <w:r>
+        <w:rPr>
+          <w:rFonts w:ascii="Calibri" w:eastAsia="Calibri" w:hAnsi="Calibri" w:cs="Calibri"/>
+          <w:b/>
+          <w:bCs/>
+          <w:color w:val="1A1A2E"/>
+          <w:sz w:val="24"/>
+          <w:szCs w:val="24"/>
+        </w:rPr>
+        <w:lastRenderedPageBreak/>
+        <w:t>🔁</w:t>
+      </w:r>
+      <w:r>
+        <w:rPr>
+          <w:rFonts w:ascii="Calibri" w:eastAsia="Calibri" w:hAnsi="Calibri" w:cs="Calibri"/>
+          <w:b/>
+          <w:bCs/>
+          <w:color w:val="1A1A2E"/>
+          <w:sz w:val="24"/>
+          <w:szCs w:val="24"/>
+        </w:rPr>
+        <w:t xml:space="preserve">  Wait</w:t>
+      </w:r>
+      <w:proofErr w:type="gramEnd"/>
+      <w:r>
+        <w:rPr>
+          <w:rFonts w:ascii="Calibri" w:eastAsia="Calibri" w:hAnsi="Calibri" w:cs="Calibri"/>
+          <w:b/>
+          <w:bCs/>
+          <w:color w:val="1A1A2E"/>
+          <w:sz w:val="24"/>
+          <w:szCs w:val="24"/>
+        </w:rPr>
+        <w:t xml:space="preserve"> — Two Pointers Doesn’t Always Need a Sorted Array!</w:t>
+      </w:r>
+    </w:p>
+    <w:p>
+      <w:pPr>
+        <w:spacing w:before="60" w:after="60"/>
+      </w:pPr>
+      <w:r>
+        <w:rPr>
+          <w:rFonts w:ascii="Calibri" w:eastAsia="Calibri" w:hAnsi="Calibri" w:cs="Calibri"/>
+          <w:color w:val="444444"/>
+        </w:rPr>
+        <w:t xml:space="preserve">There are </w:t>
+      </w:r>
+      <w:proofErr w:type="gramStart"/>
+      <w:r>
+        <w:rPr>
+          <w:rFonts w:ascii="Calibri" w:eastAsia="Calibri" w:hAnsi="Calibri" w:cs="Calibri"/>
+          <w:color w:val="444444"/>
+        </w:rPr>
+        <w:t>actually TWO</w:t>
+      </w:r>
+      <w:proofErr w:type="gramEnd"/>
+      <w:r>
+        <w:rPr>
+          <w:rFonts w:ascii="Calibri" w:eastAsia="Calibri" w:hAnsi="Calibri" w:cs="Calibri"/>
+          <w:color w:val="444444"/>
+        </w:rPr>
+        <w:t xml:space="preserve"> flavors of Two Pointers. Your decision tree needs both:</w:t>
+      </w:r>
+    </w:p>
+    <w:p>
+      <w:pPr>
+        <w:spacing w:before="100" w:after="100"/>
+      </w:pPr>
+    </w:p>
+    <w:tbl>
+      <w:tblPr>
+        <w:tblW w:w="9360" w:type="dxa"/>
+        <w:tblCellMar>
+          <w:left w:w="10" w:type="dxa"/>
+          <w:right w:w="10" w:type="dxa"/>
+        </w:tblCellMar>
+        <w:tblLook w:val="0000" w:firstRow="0" w:lastRow="0" w:firstColumn="0" w:lastColumn="0" w:noHBand="0" w:noVBand="0"/>
+      </w:tblPr>
+      <w:tblGrid>
+        <w:gridCol w:w="2000"/>
+        <w:gridCol w:w="3000"/>
+        <w:gridCol w:w="1500"/>
+        <w:gridCol w:w="2860"/>
+      </w:tblGrid>
+      <w:tr>
+        <w:tblPrEx>
+          <w:tblCellMar>
+            <w:top w:w="0" w:type="dxa"/>
+            <w:bottom w:w="0" w:type="dxa"/>
+          </w:tblCellMar>
+        </w:tblPrEx>
+        <w:tc>
+          <w:tcPr>
+            <w:tcW w:w="2000" w:type="dxa"/>
+            <w:shd w:val="clear" w:color="auto" w:fill="1A1A2E"/>
+            <w:tcMar>
+              <w:top w:w="80" w:type="dxa"/>
+              <w:left w:w="100" w:type="dxa"/>
+              <w:bottom w:w="80" w:type="dxa"/>
+              <w:right w:w="100" w:type="dxa"/>
+            </w:tcMar>
+          </w:tcPr>
+          <w:p>
+            <w:pPr>
+              <w:spacing w:before="80" w:after="80"/>
+              <w:ind w:left="100"/>
+            </w:pPr>
+            <w:r>
+              <w:rPr>
+                <w:rFonts w:ascii="Calibri" w:eastAsia="Calibri" w:hAnsi="Calibri" w:cs="Calibri"/>
+                <w:b/>
+                <w:bCs/>
+                <w:color w:val="FFFFFF"/>
+                <w:sz w:val="19"/>
+                <w:szCs w:val="19"/>
+              </w:rPr>
+              <w:t>Type</w:t>
+            </w:r>
+          </w:p>
+        </w:tc>
+        <w:tc>
+          <w:tcPr>
+            <w:tcW w:w="3000" w:type="dxa"/>
+            <w:shd w:val="clear" w:color="auto" w:fill="1A1A2E"/>
+            <w:tcMar>
+              <w:top w:w="80" w:type="dxa"/>
+              <w:left w:w="100" w:type="dxa"/>
+              <w:bottom w:w="80" w:type="dxa"/>
+              <w:right w:w="100" w:type="dxa"/>
+            </w:tcMar>
+          </w:tcPr>
+          <w:p>
+            <w:pPr>
+              <w:spacing w:before="80" w:after="80"/>
+              <w:ind w:left="100"/>
+            </w:pPr>
+            <w:r>
+              <w:rPr>
+                <w:rFonts w:ascii="Calibri" w:eastAsia="Calibri" w:hAnsi="Calibri" w:cs="Calibri"/>
+                <w:b/>
+                <w:bCs/>
+                <w:color w:val="FFFFFF"/>
+                <w:sz w:val="19"/>
+                <w:szCs w:val="19"/>
+              </w:rPr>
+              <w:t>Recognition Question</w:t>
+            </w:r>
+          </w:p>
+        </w:tc>
+        <w:tc>
+          <w:tcPr>
+            <w:tcW w:w="1500" w:type="dxa"/>
+            <w:shd w:val="clear" w:color="auto" w:fill="1A1A2E"/>
+            <w:tcMar>
+              <w:top w:w="80" w:type="dxa"/>
+              <w:left w:w="100" w:type="dxa"/>
+              <w:bottom w:w="80" w:type="dxa"/>
+              <w:right w:w="100" w:type="dxa"/>
+            </w:tcMar>
+          </w:tcPr>
+          <w:p>
+            <w:pPr>
+              <w:spacing w:before="80" w:after="80"/>
+              <w:ind w:left="100"/>
+            </w:pPr>
+            <w:r>
+              <w:rPr>
+                <w:rFonts w:ascii="Calibri" w:eastAsia="Calibri" w:hAnsi="Calibri" w:cs="Calibri"/>
+                <w:b/>
+                <w:bCs/>
+                <w:color w:val="FFFFFF"/>
+                <w:sz w:val="19"/>
+                <w:szCs w:val="19"/>
+              </w:rPr>
+              <w:t>Sorted needed?</w:t>
+            </w:r>
+          </w:p>
+        </w:tc>
+        <w:tc>
+          <w:tcPr>
+            <w:tcW w:w="2860" w:type="dxa"/>
+            <w:shd w:val="clear" w:color="auto" w:fill="1A1A2E"/>
+            <w:tcMar>
+              <w:top w:w="80" w:type="dxa"/>
+              <w:left w:w="100" w:type="dxa"/>
+              <w:bottom w:w="80" w:type="dxa"/>
+              <w:right w:w="100" w:type="dxa"/>
+            </w:tcMar>
+          </w:tcPr>
+          <w:p>
+            <w:pPr>
+              <w:spacing w:before="80" w:after="80"/>
+              <w:ind w:left="100"/>
+            </w:pPr>
+            <w:r>
+              <w:rPr>
+                <w:rFonts w:ascii="Calibri" w:eastAsia="Calibri" w:hAnsi="Calibri" w:cs="Calibri"/>
+                <w:b/>
+                <w:bCs/>
+                <w:color w:val="FFFFFF"/>
+                <w:sz w:val="19"/>
+                <w:szCs w:val="19"/>
+              </w:rPr>
+              <w:t>Examples</w:t>
+            </w:r>
+          </w:p>
+        </w:tc>
+      </w:tr>
+      <w:tr>
+        <w:tblPrEx>
+          <w:tblCellMar>
+            <w:top w:w="0" w:type="dxa"/>
+            <w:bottom w:w="0" w:type="dxa"/>
+          </w:tblCellMar>
+        </w:tblPrEx>
+        <w:tc>
+          <w:tcPr>
+            <w:tcW w:w="2000" w:type="dxa"/>
+            <w:shd w:val="clear" w:color="auto" w:fill="FFFFFF"/>
+            <w:tcMar>
+              <w:top w:w="80" w:type="dxa"/>
+              <w:left w:w="100" w:type="dxa"/>
+              <w:bottom w:w="80" w:type="dxa"/>
+              <w:right w:w="100" w:type="dxa"/>
+            </w:tcMar>
+          </w:tcPr>
+          <w:p>
+            <w:pPr>
+              <w:spacing w:before="80" w:after="80"/>
+              <w:ind w:left="100"/>
+            </w:pPr>
+            <w:r>
+              <w:rPr>
+                <w:rFonts w:ascii="Calibri" w:eastAsia="Calibri" w:hAnsi="Calibri" w:cs="Calibri"/>
+                <w:color w:val="444444"/>
+                <w:sz w:val="19"/>
+                <w:szCs w:val="19"/>
+              </w:rPr>
+              <w:t>Classic / Comparison Two Pointers</w:t>
+            </w:r>
+          </w:p>
+        </w:tc>
+        <w:tc>
+          <w:tcPr>
+            <w:tcW w:w="3000" w:type="dxa"/>
+            <w:shd w:val="clear" w:color="auto" w:fill="FFFFFF"/>
+            <w:tcMar>
+              <w:top w:w="80" w:type="dxa"/>
+              <w:left w:w="100" w:type="dxa"/>
+              <w:bottom w:w="80" w:type="dxa"/>
+              <w:right w:w="100" w:type="dxa"/>
+            </w:tcMar>
+          </w:tcPr>
+          <w:p>
+            <w:pPr>
+              <w:spacing w:before="80" w:after="80"/>
+              <w:ind w:left="100"/>
+            </w:pPr>
+            <w:r>
+              <w:rPr>
+                <w:rFonts w:ascii="Calibri" w:eastAsia="Calibri" w:hAnsi="Calibri" w:cs="Calibri"/>
+                <w:color w:val="444444"/>
+                <w:sz w:val="19"/>
+                <w:szCs w:val="19"/>
+              </w:rPr>
+              <w:t>Am I COMPARING two positions?</w:t>
+            </w:r>
+          </w:p>
+        </w:tc>
+        <w:tc>
+          <w:tcPr>
+            <w:tcW w:w="1500" w:type="dxa"/>
+            <w:shd w:val="clear" w:color="auto" w:fill="FFFFFF"/>
+            <w:tcMar>
+              <w:top w:w="80" w:type="dxa"/>
+              <w:left w:w="100" w:type="dxa"/>
+              <w:bottom w:w="80" w:type="dxa"/>
+              <w:right w:w="100" w:type="dxa"/>
+            </w:tcMar>
+          </w:tcPr>
+          <w:p>
+            <w:pPr>
+              <w:spacing w:before="80" w:after="80"/>
+              <w:ind w:left="100"/>
+            </w:pPr>
+            <w:r>
+              <w:rPr>
+                <w:rFonts w:ascii="Calibri" w:eastAsia="Calibri" w:hAnsi="Calibri" w:cs="Calibri"/>
+                <w:color w:val="444444"/>
+                <w:sz w:val="19"/>
+                <w:szCs w:val="19"/>
+              </w:rPr>
+              <w:t>✅</w:t>
+            </w:r>
+            <w:r>
+              <w:rPr>
+                <w:rFonts w:ascii="Calibri" w:eastAsia="Calibri" w:hAnsi="Calibri" w:cs="Calibri"/>
+                <w:color w:val="444444"/>
+                <w:sz w:val="19"/>
+                <w:szCs w:val="19"/>
+              </w:rPr>
+              <w:t xml:space="preserve"> Usually yes</w:t>
+            </w:r>
+          </w:p>
+        </w:tc>
+        <w:tc>
+          <w:tcPr>
+            <w:tcW w:w="2860" w:type="dxa"/>
+            <w:shd w:val="clear" w:color="auto" w:fill="FFFFFF"/>
+            <w:tcMar>
+              <w:top w:w="80" w:type="dxa"/>
+              <w:left w:w="100" w:type="dxa"/>
+              <w:bottom w:w="80" w:type="dxa"/>
+              <w:right w:w="100" w:type="dxa"/>
+            </w:tcMar>
+          </w:tcPr>
+          <w:p>
+            <w:pPr>
+              <w:spacing w:before="80" w:after="80"/>
+              <w:ind w:left="100"/>
+            </w:pPr>
+            <w:r>
+              <w:rPr>
+                <w:rFonts w:ascii="Calibri" w:eastAsia="Calibri" w:hAnsi="Calibri" w:cs="Calibri"/>
+                <w:color w:val="444444"/>
+                <w:sz w:val="19"/>
+                <w:szCs w:val="19"/>
+              </w:rPr>
+              <w:t>Two Sum II, Valid Palindrome, Remove Duplicates from Sorted Array</w:t>
+            </w:r>
+          </w:p>
+        </w:tc>
+      </w:tr>
+      <w:tr>
+        <w:tblPrEx>
+          <w:tblCellMar>
+            <w:top w:w="0" w:type="dxa"/>
+            <w:bottom w:w="0" w:type="dxa"/>
+          </w:tblCellMar>
+        </w:tblPrEx>
+        <w:tc>
+          <w:tcPr>
+            <w:tcW w:w="2000" w:type="dxa"/>
+            <w:shd w:val="clear" w:color="auto" w:fill="F8F9FA"/>
+            <w:tcMar>
+              <w:top w:w="80" w:type="dxa"/>
+              <w:left w:w="100" w:type="dxa"/>
+              <w:bottom w:w="80" w:type="dxa"/>
+              <w:right w:w="100" w:type="dxa"/>
+            </w:tcMar>
+          </w:tcPr>
+          <w:p>
+            <w:pPr>
+              <w:spacing w:before="80" w:after="80"/>
+              <w:ind w:left="100"/>
+            </w:pPr>
+            <w:r>
+              <w:rPr>
+                <w:rFonts w:ascii="Calibri" w:eastAsia="Calibri" w:hAnsi="Calibri" w:cs="Calibri"/>
+                <w:color w:val="444444"/>
+                <w:sz w:val="19"/>
+                <w:szCs w:val="19"/>
+              </w:rPr>
+              <w:t>Read / Write Two Pointers</w:t>
+            </w:r>
+          </w:p>
+        </w:tc>
+        <w:tc>
+          <w:tcPr>
+            <w:tcW w:w="3000" w:type="dxa"/>
+            <w:shd w:val="clear" w:color="auto" w:fill="F8F9FA"/>
+            <w:tcMar>
+              <w:top w:w="80" w:type="dxa"/>
+              <w:left w:w="100" w:type="dxa"/>
+              <w:bottom w:w="80" w:type="dxa"/>
+              <w:right w:w="100" w:type="dxa"/>
+            </w:tcMar>
+          </w:tcPr>
+          <w:p>
+            <w:pPr>
+              <w:spacing w:before="80" w:after="80"/>
+              <w:ind w:left="100"/>
+            </w:pPr>
+            <w:r>
+              <w:rPr>
+                <w:rFonts w:ascii="Calibri" w:eastAsia="Calibri" w:hAnsi="Calibri" w:cs="Calibri"/>
+                <w:color w:val="444444"/>
+                <w:sz w:val="19"/>
+                <w:szCs w:val="19"/>
+              </w:rPr>
+              <w:t>Am I SCANNING every element while BUILDING the answer in-place?</w:t>
+            </w:r>
+          </w:p>
+        </w:tc>
+        <w:tc>
+          <w:tcPr>
+            <w:tcW w:w="1500" w:type="dxa"/>
+            <w:shd w:val="clear" w:color="auto" w:fill="F8F9FA"/>
+            <w:tcMar>
+              <w:top w:w="80" w:type="dxa"/>
+              <w:left w:w="100" w:type="dxa"/>
+              <w:bottom w:w="80" w:type="dxa"/>
+              <w:right w:w="100" w:type="dxa"/>
+            </w:tcMar>
+          </w:tcPr>
+          <w:p>
+            <w:pPr>
+              <w:spacing w:before="80" w:after="80"/>
+              <w:ind w:left="100"/>
+            </w:pPr>
+            <w:r>
+              <w:rPr>
+                <w:rFonts w:ascii="Calibri" w:eastAsia="Calibri" w:hAnsi="Calibri" w:cs="Calibri"/>
+                <w:color w:val="444444"/>
+                <w:sz w:val="19"/>
+                <w:szCs w:val="19"/>
+              </w:rPr>
+              <w:t>❌</w:t>
+            </w:r>
+            <w:r>
+              <w:rPr>
+                <w:rFonts w:ascii="Calibri" w:eastAsia="Calibri" w:hAnsi="Calibri" w:cs="Calibri"/>
+                <w:color w:val="444444"/>
+                <w:sz w:val="19"/>
+                <w:szCs w:val="19"/>
+              </w:rPr>
+              <w:t xml:space="preserve"> Not required</w:t>
+            </w:r>
+          </w:p>
+        </w:tc>
+        <w:tc>
+          <w:tcPr>
+            <w:tcW w:w="2860" w:type="dxa"/>
+            <w:shd w:val="clear" w:color="auto" w:fill="F8F9FA"/>
+            <w:tcMar>
+              <w:top w:w="80" w:type="dxa"/>
+              <w:left w:w="100" w:type="dxa"/>
+              <w:bottom w:w="80" w:type="dxa"/>
+              <w:right w:w="100" w:type="dxa"/>
+            </w:tcMar>
+          </w:tcPr>
+          <w:p>
+            <w:pPr>
+              <w:spacing w:before="80" w:after="80"/>
+              <w:ind w:left="100"/>
+            </w:pPr>
+            <w:r>
+              <w:rPr>
+                <w:rFonts w:ascii="Calibri" w:eastAsia="Calibri" w:hAnsi="Calibri" w:cs="Calibri"/>
+                <w:color w:val="444444"/>
+                <w:sz w:val="19"/>
+                <w:szCs w:val="19"/>
+              </w:rPr>
+              <w:t>Remove Element, Move Zeroes, Filter array in-place</w:t>
+            </w:r>
+          </w:p>
+        </w:tc>
+      </w:tr>
+    </w:tbl>
+    <w:p>
+      <w:pPr>
+        <w:spacing w:before="100" w:after="100"/>
+      </w:pPr>
+    </w:p>
+    <w:p>
+      <w:pPr>
+        <w:spacing w:before="180" w:after="60"/>
+      </w:pPr>
+      <w:r>
+        <w:rPr>
+          <w:rFonts w:ascii="Calibri" w:eastAsia="Calibri" w:hAnsi="Calibri" w:cs="Calibri"/>
+          <w:b/>
+          <w:bCs/>
+          <w:color w:val="1A1A2E"/>
+          <w:sz w:val="24"/>
+          <w:szCs w:val="24"/>
+        </w:rPr>
+        <w:t>✍</w:t>
+      </w:r>
+      <w:proofErr w:type="gramStart"/>
+      <w:r>
+        <w:rPr>
+          <w:rFonts w:ascii="Calibri" w:eastAsia="Calibri" w:hAnsi="Calibri" w:cs="Calibri"/>
+          <w:b/>
+          <w:bCs/>
+          <w:color w:val="1A1A2E"/>
+          <w:sz w:val="24"/>
+          <w:szCs w:val="24"/>
+        </w:rPr>
+        <w:t>️</w:t>
+      </w:r>
+      <w:r>
+        <w:rPr>
+          <w:rFonts w:ascii="Calibri" w:eastAsia="Calibri" w:hAnsi="Calibri" w:cs="Calibri"/>
+          <w:b/>
+          <w:bCs/>
+          <w:color w:val="1A1A2E"/>
+          <w:sz w:val="24"/>
+          <w:szCs w:val="24"/>
+        </w:rPr>
+        <w:t xml:space="preserve">  Classic</w:t>
+      </w:r>
+      <w:proofErr w:type="gramEnd"/>
+      <w:r>
+        <w:rPr>
+          <w:rFonts w:ascii="Calibri" w:eastAsia="Calibri" w:hAnsi="Calibri" w:cs="Calibri"/>
+          <w:b/>
+          <w:bCs/>
+          <w:color w:val="1A1A2E"/>
+          <w:sz w:val="24"/>
+          <w:szCs w:val="24"/>
+        </w:rPr>
+        <w:t xml:space="preserve"> / Comparison Two Pointers</w:t>
+      </w:r>
+    </w:p>
+    <w:p>
+      <w:pPr>
+        <w:pBdr>
+          <w:left w:val="thick" w:sz="12" w:space="0" w:color="1A5276"/>
+        </w:pBdr>
+        <w:shd w:val="clear" w:color="auto" w:fill="EBF5FB"/>
+        <w:spacing w:before="120" w:after="120"/>
+        <w:ind w:left="200" w:right="200"/>
+      </w:pPr>
+      <w:r>
+        <w:rPr>
+          <w:rFonts w:ascii="Calibri" w:eastAsia="Calibri" w:hAnsi="Calibri" w:cs="Calibri"/>
+          <w:b/>
+          <w:bCs/>
+          <w:color w:val="1A5276"/>
+        </w:rPr>
+        <w:t xml:space="preserve">Recognition: Am I comparing two positions in the array?    • One pointer at the LEFT, one at the RIGHT   • Move them toward each other based on the comparison   • Usually needs sorted data so moving a pointer has a predictable </w:t>
+      </w:r>
+      <w:proofErr w:type="gramStart"/>
+      <w:r>
+        <w:rPr>
+          <w:rFonts w:ascii="Calibri" w:eastAsia="Calibri" w:hAnsi="Calibri" w:cs="Calibri"/>
+          <w:b/>
+          <w:bCs/>
+          <w:color w:val="1A5276"/>
+        </w:rPr>
+        <w:t>effect  Examples</w:t>
+      </w:r>
+      <w:proofErr w:type="gramEnd"/>
+      <w:r>
+        <w:rPr>
+          <w:rFonts w:ascii="Calibri" w:eastAsia="Calibri" w:hAnsi="Calibri" w:cs="Calibri"/>
+          <w:b/>
+          <w:bCs/>
+          <w:color w:val="1A5276"/>
+        </w:rPr>
+        <w:t>: Two Sum II, Valid Palindrome, Remove Duplicates from Sorted Array</w:t>
+      </w:r>
+    </w:p>
+    <w:p>
+      <w:pPr>
+        <w:spacing w:before="100" w:after="100"/>
+      </w:pPr>
+    </w:p>
+    <w:p>
+      <w:pPr>
+        <w:spacing w:before="180" w:after="60"/>
+      </w:pPr>
+      <w:r>
+        <w:rPr>
+          <w:rFonts w:ascii="Calibri" w:eastAsia="Calibri" w:hAnsi="Calibri" w:cs="Calibri"/>
+          <w:b/>
+          <w:bCs/>
+          <w:color w:val="1A1A2E"/>
+          <w:sz w:val="24"/>
+          <w:szCs w:val="24"/>
+        </w:rPr>
+        <w:t>✍</w:t>
+      </w:r>
+      <w:proofErr w:type="gramStart"/>
+      <w:r>
+        <w:rPr>
+          <w:rFonts w:ascii="Calibri" w:eastAsia="Calibri" w:hAnsi="Calibri" w:cs="Calibri"/>
+          <w:b/>
+          <w:bCs/>
+          <w:color w:val="1A1A2E"/>
+          <w:sz w:val="24"/>
+          <w:szCs w:val="24"/>
+        </w:rPr>
+        <w:t>️</w:t>
+      </w:r>
+      <w:r>
+        <w:rPr>
+          <w:rFonts w:ascii="Calibri" w:eastAsia="Calibri" w:hAnsi="Calibri" w:cs="Calibri"/>
+          <w:b/>
+          <w:bCs/>
+          <w:color w:val="1A1A2E"/>
+          <w:sz w:val="24"/>
+          <w:szCs w:val="24"/>
+        </w:rPr>
+        <w:t xml:space="preserve">  Read</w:t>
+      </w:r>
+      <w:proofErr w:type="gramEnd"/>
+      <w:r>
+        <w:rPr>
+          <w:rFonts w:ascii="Calibri" w:eastAsia="Calibri" w:hAnsi="Calibri" w:cs="Calibri"/>
+          <w:b/>
+          <w:bCs/>
+          <w:color w:val="1A1A2E"/>
+          <w:sz w:val="24"/>
+          <w:szCs w:val="24"/>
+        </w:rPr>
+        <w:t xml:space="preserve"> / Write Two Pointers</w:t>
+      </w:r>
+    </w:p>
+    <w:p>
+      <w:pPr>
+        <w:pBdr>
+          <w:left w:val="thick" w:sz="12" w:space="0" w:color="1A7A4A"/>
+        </w:pBdr>
+        <w:shd w:val="clear" w:color="auto" w:fill="E9F7EF"/>
+        <w:spacing w:before="120" w:after="120"/>
+        <w:ind w:left="200" w:right="200"/>
+      </w:pPr>
+      <w:r>
+        <w:rPr>
+          <w:rFonts w:ascii="Calibri" w:eastAsia="Calibri" w:hAnsi="Calibri" w:cs="Calibri"/>
+          <w:b/>
+          <w:bCs/>
+          <w:color w:val="1A7A4A"/>
+        </w:rPr>
+        <w:t>Recognition: Am I scanning the array once while building the answer in-place?  Every iteration asks ONE question</w:t>
+      </w:r>
+      <w:proofErr w:type="gramStart"/>
+      <w:r>
+        <w:rPr>
+          <w:rFonts w:ascii="Calibri" w:eastAsia="Calibri" w:hAnsi="Calibri" w:cs="Calibri"/>
+          <w:b/>
+          <w:bCs/>
+          <w:color w:val="1A7A4A"/>
+        </w:rPr>
+        <w:t>:  '</w:t>
+      </w:r>
+      <w:proofErr w:type="gramEnd"/>
+      <w:r>
+        <w:rPr>
+          <w:rFonts w:ascii="Calibri" w:eastAsia="Calibri" w:hAnsi="Calibri" w:cs="Calibri"/>
+          <w:b/>
+          <w:bCs/>
+          <w:color w:val="1A7A4A"/>
+        </w:rPr>
+        <w:t xml:space="preserve">Should I KEEP this element?' </w:t>
+      </w:r>
+      <w:r>
+        <w:rPr>
+          <w:rFonts w:ascii="Calibri" w:eastAsia="Calibri" w:hAnsi="Calibri" w:cs="Calibri"/>
+          <w:b/>
+          <w:bCs/>
+          <w:color w:val="1A7A4A"/>
+        </w:rPr>
+        <w:t xml:space="preserve">  YES → copy it to the WRITE pointer position, advance write pointer   </w:t>
+      </w:r>
+      <w:proofErr w:type="gramStart"/>
+      <w:r>
+        <w:rPr>
+          <w:rFonts w:ascii="Calibri" w:eastAsia="Calibri" w:hAnsi="Calibri" w:cs="Calibri"/>
+          <w:b/>
+          <w:bCs/>
+          <w:color w:val="1A7A4A"/>
+        </w:rPr>
+        <w:t>NO  →</w:t>
+      </w:r>
+      <w:proofErr w:type="gramEnd"/>
+      <w:r>
+        <w:rPr>
+          <w:rFonts w:ascii="Calibri" w:eastAsia="Calibri" w:hAnsi="Calibri" w:cs="Calibri"/>
+          <w:b/>
+          <w:bCs/>
+          <w:color w:val="1A7A4A"/>
+        </w:rPr>
+        <w:t xml:space="preserve"> skip it, read pointer moves on, write pointer </w:t>
+      </w:r>
+      <w:proofErr w:type="gramStart"/>
+      <w:r>
+        <w:rPr>
+          <w:rFonts w:ascii="Calibri" w:eastAsia="Calibri" w:hAnsi="Calibri" w:cs="Calibri"/>
+          <w:b/>
+          <w:bCs/>
+          <w:color w:val="1A7A4A"/>
+        </w:rPr>
+        <w:t>stays  Does</w:t>
+      </w:r>
+      <w:proofErr w:type="gramEnd"/>
+      <w:r>
+        <w:rPr>
+          <w:rFonts w:ascii="Calibri" w:eastAsia="Calibri" w:hAnsi="Calibri" w:cs="Calibri"/>
+          <w:b/>
+          <w:bCs/>
+          <w:color w:val="1A7A4A"/>
+        </w:rPr>
+        <w:t xml:space="preserve"> NOT need sorted data — you’re not comparing positions, you’re filtering.  Examples: Remove Element, Move Zeroes, Filter values in-place</w:t>
+      </w:r>
+    </w:p>
+    <w:p>
+      <w:pPr>
+        <w:spacing w:before="100" w:after="100"/>
+      </w:pPr>
+    </w:p>
+    <w:p>
+      <w:pPr>
+        <w:spacing w:before="180" w:after="60"/>
+      </w:pPr>
+      <w:proofErr w:type="gramStart"/>
+      <w:r>
+        <w:rPr>
+          <w:rFonts w:ascii="Calibri" w:eastAsia="Calibri" w:hAnsi="Calibri" w:cs="Calibri"/>
+          <w:b/>
+          <w:bCs/>
+          <w:color w:val="1A1A2E"/>
+          <w:sz w:val="24"/>
+          <w:szCs w:val="24"/>
+        </w:rPr>
+        <w:t>💡</w:t>
+      </w:r>
+      <w:r>
+        <w:rPr>
+          <w:rFonts w:ascii="Calibri" w:eastAsia="Calibri" w:hAnsi="Calibri" w:cs="Calibri"/>
+          <w:b/>
+          <w:bCs/>
+          <w:color w:val="1A1A2E"/>
+          <w:sz w:val="24"/>
+          <w:szCs w:val="24"/>
+        </w:rPr>
+        <w:t xml:space="preserve">  How</w:t>
+      </w:r>
+      <w:proofErr w:type="gramEnd"/>
+      <w:r>
+        <w:rPr>
+          <w:rFonts w:ascii="Calibri" w:eastAsia="Calibri" w:hAnsi="Calibri" w:cs="Calibri"/>
+          <w:b/>
+          <w:bCs/>
+          <w:color w:val="1A1A2E"/>
+          <w:sz w:val="24"/>
+          <w:szCs w:val="24"/>
+        </w:rPr>
+        <w:t xml:space="preserve"> Similar Problems Only Differ by Condition</w:t>
+      </w:r>
+    </w:p>
+    <w:p>
+      <w:pPr>
+        <w:spacing w:before="60" w:after="60"/>
+      </w:pPr>
+      <w:r>
+        <w:rPr>
+          <w:rFonts w:ascii="Calibri" w:eastAsia="Calibri" w:hAnsi="Calibri" w:cs="Calibri"/>
+          <w:color w:val="444444"/>
+        </w:rPr>
+        <w:t>Notice how these two problems use the exact same algorithm — only the KEEP condition changes:</w:t>
+      </w:r>
+    </w:p>
+    <w:p>
+      <w:pPr>
+        <w:spacing w:before="100" w:after="100"/>
+      </w:pPr>
+    </w:p>
+    <w:tbl>
+      <w:tblPr>
+        <w:tblW w:w="9360" w:type="dxa"/>
+        <w:tblCellMar>
+          <w:left w:w="10" w:type="dxa"/>
+          <w:right w:w="10" w:type="dxa"/>
+        </w:tblCellMar>
+        <w:tblLook w:val="0000" w:firstRow="0" w:lastRow="0" w:firstColumn="0" w:lastColumn="0" w:noHBand="0" w:noVBand="0"/>
+      </w:tblPr>
+      <w:tblGrid>
+        <w:gridCol w:w="3000"/>
+        <w:gridCol w:w="3500"/>
+        <w:gridCol w:w="2860"/>
+      </w:tblGrid>
+      <w:tr>
+        <w:tblPrEx>
+          <w:tblCellMar>
+            <w:top w:w="0" w:type="dxa"/>
+            <w:bottom w:w="0" w:type="dxa"/>
+          </w:tblCellMar>
+        </w:tblPrEx>
+        <w:tc>
+          <w:tcPr>
+            <w:tcW w:w="3000" w:type="dxa"/>
+            <w:shd w:val="clear" w:color="auto" w:fill="1A1A2E"/>
+            <w:tcMar>
+              <w:top w:w="80" w:type="dxa"/>
+              <w:left w:w="100" w:type="dxa"/>
+              <w:bottom w:w="80" w:type="dxa"/>
+              <w:right w:w="100" w:type="dxa"/>
+            </w:tcMar>
+          </w:tcPr>
+          <w:p>
+            <w:pPr>
+              <w:spacing w:before="80" w:after="80"/>
+              <w:ind w:left="100"/>
+            </w:pPr>
+            <w:r>
+              <w:rPr>
+                <w:rFonts w:ascii="Calibri" w:eastAsia="Calibri" w:hAnsi="Calibri" w:cs="Calibri"/>
+                <w:b/>
+                <w:bCs/>
+                <w:color w:val="FFFFFF"/>
+                <w:sz w:val="19"/>
+                <w:szCs w:val="19"/>
+              </w:rPr>
+              <w:t>Problem</w:t>
+            </w:r>
+          </w:p>
+        </w:tc>
+        <w:tc>
+          <w:tcPr>
+            <w:tcW w:w="3500" w:type="dxa"/>
+            <w:shd w:val="clear" w:color="auto" w:fill="1A1A2E"/>
+            <w:tcMar>
+              <w:top w:w="80" w:type="dxa"/>
+              <w:left w:w="100" w:type="dxa"/>
+              <w:bottom w:w="80" w:type="dxa"/>
+              <w:right w:w="100" w:type="dxa"/>
+            </w:tcMar>
+          </w:tcPr>
+          <w:p>
+            <w:pPr>
+              <w:spacing w:before="80" w:after="80"/>
+              <w:ind w:left="100"/>
+            </w:pPr>
+            <w:r>
+              <w:rPr>
+                <w:rFonts w:ascii="Calibri" w:eastAsia="Calibri" w:hAnsi="Calibri" w:cs="Calibri"/>
+                <w:b/>
+                <w:bCs/>
+                <w:color w:val="FFFFFF"/>
+                <w:sz w:val="19"/>
+                <w:szCs w:val="19"/>
+              </w:rPr>
+              <w:t>Keep condition</w:t>
+            </w:r>
+          </w:p>
+        </w:tc>
+        <w:tc>
+          <w:tcPr>
+            <w:tcW w:w="2860" w:type="dxa"/>
+            <w:shd w:val="clear" w:color="auto" w:fill="1A1A2E"/>
+            <w:tcMar>
+              <w:top w:w="80" w:type="dxa"/>
+              <w:left w:w="100" w:type="dxa"/>
+              <w:bottom w:w="80" w:type="dxa"/>
+              <w:right w:w="100" w:type="dxa"/>
+            </w:tcMar>
+          </w:tcPr>
+          <w:p>
+            <w:pPr>
+              <w:spacing w:before="80" w:after="80"/>
+              <w:ind w:left="100"/>
+            </w:pPr>
+            <w:r>
+              <w:rPr>
+                <w:rFonts w:ascii="Calibri" w:eastAsia="Calibri" w:hAnsi="Calibri" w:cs="Calibri"/>
+                <w:b/>
+                <w:bCs/>
+                <w:color w:val="FFFFFF"/>
+                <w:sz w:val="19"/>
+                <w:szCs w:val="19"/>
+              </w:rPr>
+              <w:t>Pattern</w:t>
+            </w:r>
+          </w:p>
+        </w:tc>
+      </w:tr>
+      <w:tr>
+        <w:tblPrEx>
+          <w:tblCellMar>
+            <w:top w:w="0" w:type="dxa"/>
+            <w:bottom w:w="0" w:type="dxa"/>
+          </w:tblCellMar>
+        </w:tblPrEx>
+        <w:tc>
+          <w:tcPr>
+            <w:tcW w:w="3000" w:type="dxa"/>
+            <w:shd w:val="clear" w:color="auto" w:fill="FFFFFF"/>
+            <w:tcMar>
+              <w:top w:w="80" w:type="dxa"/>
+              <w:left w:w="100" w:type="dxa"/>
+              <w:bottom w:w="80" w:type="dxa"/>
+              <w:right w:w="100" w:type="dxa"/>
+            </w:tcMar>
+          </w:tcPr>
+          <w:p>
+            <w:pPr>
+              <w:spacing w:before="80" w:after="80"/>
+              <w:ind w:left="100"/>
+            </w:pPr>
+            <w:r>
+              <w:rPr>
+                <w:rFonts w:ascii="Calibri" w:eastAsia="Calibri" w:hAnsi="Calibri" w:cs="Calibri"/>
+                <w:color w:val="444444"/>
+                <w:sz w:val="19"/>
+                <w:szCs w:val="19"/>
+              </w:rPr>
+              <w:t>Remove Duplicates from Sorted Array</w:t>
+            </w:r>
+          </w:p>
+        </w:tc>
+        <w:tc>
+          <w:tcPr>
+            <w:tcW w:w="3500" w:type="dxa"/>
+            <w:shd w:val="clear" w:color="auto" w:fill="FFFFFF"/>
+            <w:tcMar>
+              <w:top w:w="80" w:type="dxa"/>
+              <w:left w:w="100" w:type="dxa"/>
+              <w:bottom w:w="80" w:type="dxa"/>
+              <w:right w:w="100" w:type="dxa"/>
+            </w:tcMar>
+          </w:tcPr>
+          <w:p>
+            <w:pPr>
+              <w:spacing w:before="80" w:after="80"/>
+              <w:ind w:left="100"/>
+            </w:pPr>
+            <w:proofErr w:type="spellStart"/>
+            <w:r>
+              <w:rPr>
+                <w:rFonts w:ascii="Calibri" w:eastAsia="Calibri" w:hAnsi="Calibri" w:cs="Calibri"/>
+                <w:color w:val="444444"/>
+                <w:sz w:val="19"/>
+                <w:szCs w:val="19"/>
+              </w:rPr>
+              <w:t>nums</w:t>
+            </w:r>
+            <w:proofErr w:type="spellEnd"/>
+            <w:r>
+              <w:rPr>
+                <w:rFonts w:ascii="Calibri" w:eastAsia="Calibri" w:hAnsi="Calibri" w:cs="Calibri"/>
+                <w:color w:val="444444"/>
+                <w:sz w:val="19"/>
+                <w:szCs w:val="19"/>
+              </w:rPr>
+              <w:t>[</w:t>
+            </w:r>
+            <w:proofErr w:type="spellStart"/>
+            <w:r>
+              <w:rPr>
+                <w:rFonts w:ascii="Calibri" w:eastAsia="Calibri" w:hAnsi="Calibri" w:cs="Calibri"/>
+                <w:color w:val="444444"/>
+                <w:sz w:val="19"/>
+                <w:szCs w:val="19"/>
+              </w:rPr>
+              <w:t>i</w:t>
+            </w:r>
+            <w:proofErr w:type="spellEnd"/>
+            <w:proofErr w:type="gramStart"/>
+            <w:r>
+              <w:rPr>
+                <w:rFonts w:ascii="Calibri" w:eastAsia="Calibri" w:hAnsi="Calibri" w:cs="Calibri"/>
+                <w:color w:val="444444"/>
+                <w:sz w:val="19"/>
+                <w:szCs w:val="19"/>
+              </w:rPr>
+              <w:t>] !</w:t>
+            </w:r>
+            <w:proofErr w:type="gramEnd"/>
+            <w:r>
+              <w:rPr>
+                <w:rFonts w:ascii="Calibri" w:eastAsia="Calibri" w:hAnsi="Calibri" w:cs="Calibri"/>
+                <w:color w:val="444444"/>
+                <w:sz w:val="19"/>
+                <w:szCs w:val="19"/>
+              </w:rPr>
+              <w:t xml:space="preserve">= </w:t>
+            </w:r>
+            <w:proofErr w:type="spellStart"/>
+            <w:r>
+              <w:rPr>
+                <w:rFonts w:ascii="Calibri" w:eastAsia="Calibri" w:hAnsi="Calibri" w:cs="Calibri"/>
+                <w:color w:val="444444"/>
+                <w:sz w:val="19"/>
+                <w:szCs w:val="19"/>
+              </w:rPr>
+              <w:t>nums</w:t>
+            </w:r>
+            <w:proofErr w:type="spellEnd"/>
+            <w:r>
+              <w:rPr>
+                <w:rFonts w:ascii="Calibri" w:eastAsia="Calibri" w:hAnsi="Calibri" w:cs="Calibri"/>
+                <w:color w:val="444444"/>
+                <w:sz w:val="19"/>
+                <w:szCs w:val="19"/>
+              </w:rPr>
+              <w:t>[i-1</w:t>
+            </w:r>
+            <w:proofErr w:type="gramStart"/>
+            <w:r>
+              <w:rPr>
+                <w:rFonts w:ascii="Calibri" w:eastAsia="Calibri" w:hAnsi="Calibri" w:cs="Calibri"/>
+                <w:color w:val="444444"/>
+                <w:sz w:val="19"/>
+                <w:szCs w:val="19"/>
+              </w:rPr>
+              <w:t>]  (</w:t>
+            </w:r>
+            <w:proofErr w:type="gramEnd"/>
+            <w:r>
+              <w:rPr>
+                <w:rFonts w:ascii="Calibri" w:eastAsia="Calibri" w:hAnsi="Calibri" w:cs="Calibri"/>
+                <w:color w:val="444444"/>
+                <w:sz w:val="19"/>
+                <w:szCs w:val="19"/>
+              </w:rPr>
+              <w:t>different from previous)</w:t>
+            </w:r>
+          </w:p>
+        </w:tc>
+        <w:tc>
+          <w:tcPr>
+            <w:tcW w:w="2860" w:type="dxa"/>
+            <w:shd w:val="clear" w:color="auto" w:fill="FFFFFF"/>
+            <w:tcMar>
+              <w:top w:w="80" w:type="dxa"/>
+              <w:left w:w="100" w:type="dxa"/>
+              <w:bottom w:w="80" w:type="dxa"/>
+              <w:right w:w="100" w:type="dxa"/>
+            </w:tcMar>
+          </w:tcPr>
+          <w:p>
+            <w:pPr>
+              <w:spacing w:before="80" w:after="80"/>
+              <w:ind w:left="100"/>
+            </w:pPr>
+            <w:r>
+              <w:rPr>
+                <w:rFonts w:ascii="Calibri" w:eastAsia="Calibri" w:hAnsi="Calibri" w:cs="Calibri"/>
+                <w:color w:val="444444"/>
+                <w:sz w:val="19"/>
+                <w:szCs w:val="19"/>
+              </w:rPr>
+              <w:t>Read / Write Two Pointers</w:t>
+            </w:r>
+          </w:p>
+        </w:tc>
+      </w:tr>
+      <w:tr>
+        <w:tblPrEx>
+          <w:tblCellMar>
+            <w:top w:w="0" w:type="dxa"/>
+            <w:bottom w:w="0" w:type="dxa"/>
+          </w:tblCellMar>
+        </w:tblPrEx>
+        <w:tc>
+          <w:tcPr>
+            <w:tcW w:w="3000" w:type="dxa"/>
+            <w:shd w:val="clear" w:color="auto" w:fill="F8F9FA"/>
+            <w:tcMar>
+              <w:top w:w="80" w:type="dxa"/>
+              <w:left w:w="100" w:type="dxa"/>
+              <w:bottom w:w="80" w:type="dxa"/>
+              <w:right w:w="100" w:type="dxa"/>
+            </w:tcMar>
+          </w:tcPr>
+          <w:p>
+            <w:pPr>
+              <w:spacing w:before="80" w:after="80"/>
+              <w:ind w:left="100"/>
+            </w:pPr>
+            <w:r>
+              <w:rPr>
+                <w:rFonts w:ascii="Calibri" w:eastAsia="Calibri" w:hAnsi="Calibri" w:cs="Calibri"/>
+                <w:color w:val="444444"/>
+                <w:sz w:val="19"/>
+                <w:szCs w:val="19"/>
+              </w:rPr>
+              <w:t>Remove Element</w:t>
+            </w:r>
+          </w:p>
+        </w:tc>
+        <w:tc>
+          <w:tcPr>
+            <w:tcW w:w="3500" w:type="dxa"/>
+            <w:shd w:val="clear" w:color="auto" w:fill="F8F9FA"/>
+            <w:tcMar>
+              <w:top w:w="80" w:type="dxa"/>
+              <w:left w:w="100" w:type="dxa"/>
+              <w:bottom w:w="80" w:type="dxa"/>
+              <w:right w:w="100" w:type="dxa"/>
+            </w:tcMar>
+          </w:tcPr>
+          <w:p>
+            <w:pPr>
+              <w:spacing w:before="80" w:after="80"/>
+              <w:ind w:left="100"/>
+            </w:pPr>
+            <w:proofErr w:type="spellStart"/>
+            <w:r>
+              <w:rPr>
+                <w:rFonts w:ascii="Calibri" w:eastAsia="Calibri" w:hAnsi="Calibri" w:cs="Calibri"/>
+                <w:color w:val="444444"/>
+                <w:sz w:val="19"/>
+                <w:szCs w:val="19"/>
+              </w:rPr>
+              <w:t>nums</w:t>
+            </w:r>
+            <w:proofErr w:type="spellEnd"/>
+            <w:r>
+              <w:rPr>
+                <w:rFonts w:ascii="Calibri" w:eastAsia="Calibri" w:hAnsi="Calibri" w:cs="Calibri"/>
+                <w:color w:val="444444"/>
+                <w:sz w:val="19"/>
+                <w:szCs w:val="19"/>
+              </w:rPr>
+              <w:t>[</w:t>
+            </w:r>
+            <w:proofErr w:type="spellStart"/>
+            <w:r>
+              <w:rPr>
+                <w:rFonts w:ascii="Calibri" w:eastAsia="Calibri" w:hAnsi="Calibri" w:cs="Calibri"/>
+                <w:color w:val="444444"/>
+                <w:sz w:val="19"/>
+                <w:szCs w:val="19"/>
+              </w:rPr>
+              <w:t>i</w:t>
+            </w:r>
+            <w:proofErr w:type="spellEnd"/>
+            <w:proofErr w:type="gramStart"/>
+            <w:r>
+              <w:rPr>
+                <w:rFonts w:ascii="Calibri" w:eastAsia="Calibri" w:hAnsi="Calibri" w:cs="Calibri"/>
+                <w:color w:val="444444"/>
+                <w:sz w:val="19"/>
+                <w:szCs w:val="19"/>
+              </w:rPr>
+              <w:t>] !</w:t>
+            </w:r>
+            <w:proofErr w:type="gramEnd"/>
+            <w:r>
+              <w:rPr>
+                <w:rFonts w:ascii="Calibri" w:eastAsia="Calibri" w:hAnsi="Calibri" w:cs="Calibri"/>
+                <w:color w:val="444444"/>
+                <w:sz w:val="19"/>
+                <w:szCs w:val="19"/>
+              </w:rPr>
+              <w:t xml:space="preserve">= </w:t>
+            </w:r>
+            <w:proofErr w:type="spellStart"/>
+            <w:proofErr w:type="gramStart"/>
+            <w:r>
+              <w:rPr>
+                <w:rFonts w:ascii="Calibri" w:eastAsia="Calibri" w:hAnsi="Calibri" w:cs="Calibri"/>
+                <w:color w:val="444444"/>
+                <w:sz w:val="19"/>
+                <w:szCs w:val="19"/>
+              </w:rPr>
+              <w:t>val</w:t>
+            </w:r>
+            <w:proofErr w:type="spellEnd"/>
+            <w:r>
+              <w:rPr>
+                <w:rFonts w:ascii="Calibri" w:eastAsia="Calibri" w:hAnsi="Calibri" w:cs="Calibri"/>
+                <w:color w:val="444444"/>
+                <w:sz w:val="19"/>
+                <w:szCs w:val="19"/>
+              </w:rPr>
+              <w:t xml:space="preserve">  (</w:t>
+            </w:r>
+            <w:proofErr w:type="gramEnd"/>
+            <w:r>
+              <w:rPr>
+                <w:rFonts w:ascii="Calibri" w:eastAsia="Calibri" w:hAnsi="Calibri" w:cs="Calibri"/>
+                <w:color w:val="444444"/>
+                <w:sz w:val="19"/>
+                <w:szCs w:val="19"/>
+              </w:rPr>
+              <w:t>not the target value)</w:t>
+            </w:r>
+          </w:p>
+        </w:tc>
+        <w:tc>
+          <w:tcPr>
+            <w:tcW w:w="2860" w:type="dxa"/>
+            <w:shd w:val="clear" w:color="auto" w:fill="F8F9FA"/>
+            <w:tcMar>
+              <w:top w:w="80" w:type="dxa"/>
+              <w:left w:w="100" w:type="dxa"/>
+              <w:bottom w:w="80" w:type="dxa"/>
+              <w:right w:w="100" w:type="dxa"/>
+            </w:tcMar>
+          </w:tcPr>
+          <w:p>
+            <w:pPr>
+              <w:spacing w:before="80" w:after="80"/>
+              <w:ind w:left="100"/>
+            </w:pPr>
+            <w:r>
+              <w:rPr>
+                <w:rFonts w:ascii="Calibri" w:eastAsia="Calibri" w:hAnsi="Calibri" w:cs="Calibri"/>
+                <w:color w:val="444444"/>
+                <w:sz w:val="19"/>
+                <w:szCs w:val="19"/>
+              </w:rPr>
+              <w:t>Read / Write Two Pointers</w:t>
+            </w:r>
+          </w:p>
+        </w:tc>
+      </w:tr>
+      <w:tr>
+        <w:tblPrEx>
+          <w:tblCellMar>
+            <w:top w:w="0" w:type="dxa"/>
+            <w:bottom w:w="0" w:type="dxa"/>
+          </w:tblCellMar>
+        </w:tblPrEx>
+        <w:tc>
+          <w:tcPr>
+            <w:tcW w:w="3000" w:type="dxa"/>
+            <w:shd w:val="clear" w:color="auto" w:fill="FFFFFF"/>
+            <w:tcMar>
+              <w:top w:w="80" w:type="dxa"/>
+              <w:left w:w="100" w:type="dxa"/>
+              <w:bottom w:w="80" w:type="dxa"/>
+              <w:right w:w="100" w:type="dxa"/>
+            </w:tcMar>
+          </w:tcPr>
+          <w:p>
+            <w:pPr>
+              <w:spacing w:before="80" w:after="80"/>
+              <w:ind w:left="100"/>
+            </w:pPr>
+            <w:r>
+              <w:rPr>
+                <w:rFonts w:ascii="Calibri" w:eastAsia="Calibri" w:hAnsi="Calibri" w:cs="Calibri"/>
+                <w:color w:val="444444"/>
+                <w:sz w:val="19"/>
+                <w:szCs w:val="19"/>
+              </w:rPr>
+              <w:t>Move Zeroes</w:t>
+            </w:r>
+          </w:p>
+        </w:tc>
+        <w:tc>
+          <w:tcPr>
+            <w:tcW w:w="3500" w:type="dxa"/>
+            <w:shd w:val="clear" w:color="auto" w:fill="FFFFFF"/>
+            <w:tcMar>
+              <w:top w:w="80" w:type="dxa"/>
+              <w:left w:w="100" w:type="dxa"/>
+              <w:bottom w:w="80" w:type="dxa"/>
+              <w:right w:w="100" w:type="dxa"/>
+            </w:tcMar>
+          </w:tcPr>
+          <w:p>
+            <w:pPr>
+              <w:spacing w:before="80" w:after="80"/>
+              <w:ind w:left="100"/>
+            </w:pPr>
+            <w:proofErr w:type="spellStart"/>
+            <w:r>
+              <w:rPr>
+                <w:rFonts w:ascii="Calibri" w:eastAsia="Calibri" w:hAnsi="Calibri" w:cs="Calibri"/>
+                <w:color w:val="444444"/>
+                <w:sz w:val="19"/>
+                <w:szCs w:val="19"/>
+              </w:rPr>
+              <w:t>nums</w:t>
+            </w:r>
+            <w:proofErr w:type="spellEnd"/>
+            <w:r>
+              <w:rPr>
+                <w:rFonts w:ascii="Calibri" w:eastAsia="Calibri" w:hAnsi="Calibri" w:cs="Calibri"/>
+                <w:color w:val="444444"/>
+                <w:sz w:val="19"/>
+                <w:szCs w:val="19"/>
+              </w:rPr>
+              <w:t>[</w:t>
+            </w:r>
+            <w:proofErr w:type="spellStart"/>
+            <w:r>
+              <w:rPr>
+                <w:rFonts w:ascii="Calibri" w:eastAsia="Calibri" w:hAnsi="Calibri" w:cs="Calibri"/>
+                <w:color w:val="444444"/>
+                <w:sz w:val="19"/>
+                <w:szCs w:val="19"/>
+              </w:rPr>
+              <w:t>i</w:t>
+            </w:r>
+            <w:proofErr w:type="spellEnd"/>
+            <w:proofErr w:type="gramStart"/>
+            <w:r>
+              <w:rPr>
+                <w:rFonts w:ascii="Calibri" w:eastAsia="Calibri" w:hAnsi="Calibri" w:cs="Calibri"/>
+                <w:color w:val="444444"/>
+                <w:sz w:val="19"/>
+                <w:szCs w:val="19"/>
+              </w:rPr>
+              <w:t>] !</w:t>
+            </w:r>
+            <w:proofErr w:type="gramEnd"/>
+            <w:r>
+              <w:rPr>
+                <w:rFonts w:ascii="Calibri" w:eastAsia="Calibri" w:hAnsi="Calibri" w:cs="Calibri"/>
+                <w:color w:val="444444"/>
+                <w:sz w:val="19"/>
+                <w:szCs w:val="19"/>
+              </w:rPr>
+              <w:t xml:space="preserve">= </w:t>
+            </w:r>
+            <w:proofErr w:type="gramStart"/>
+            <w:r>
+              <w:rPr>
+                <w:rFonts w:ascii="Calibri" w:eastAsia="Calibri" w:hAnsi="Calibri" w:cs="Calibri"/>
+                <w:color w:val="444444"/>
+                <w:sz w:val="19"/>
+                <w:szCs w:val="19"/>
+              </w:rPr>
+              <w:t>0  (</w:t>
+            </w:r>
+            <w:proofErr w:type="gramEnd"/>
+            <w:r>
+              <w:rPr>
+                <w:rFonts w:ascii="Calibri" w:eastAsia="Calibri" w:hAnsi="Calibri" w:cs="Calibri"/>
+                <w:color w:val="444444"/>
+                <w:sz w:val="19"/>
+                <w:szCs w:val="19"/>
+              </w:rPr>
+              <w:t>not a zero)</w:t>
+            </w:r>
+          </w:p>
+        </w:tc>
+        <w:tc>
+          <w:tcPr>
+            <w:tcW w:w="2860" w:type="dxa"/>
+            <w:shd w:val="clear" w:color="auto" w:fill="FFFFFF"/>
+            <w:tcMar>
+              <w:top w:w="80" w:type="dxa"/>
+              <w:left w:w="100" w:type="dxa"/>
+              <w:bottom w:w="80" w:type="dxa"/>
+              <w:right w:w="100" w:type="dxa"/>
+            </w:tcMar>
+          </w:tcPr>
+          <w:p>
+            <w:pPr>
+              <w:spacing w:before="80" w:after="80"/>
+              <w:ind w:left="100"/>
+            </w:pPr>
+            <w:r>
+              <w:rPr>
+                <w:rFonts w:ascii="Calibri" w:eastAsia="Calibri" w:hAnsi="Calibri" w:cs="Calibri"/>
+                <w:color w:val="444444"/>
+                <w:sz w:val="19"/>
+                <w:szCs w:val="19"/>
+              </w:rPr>
+              <w:t>Read / Write Two Pointers</w:t>
+            </w:r>
+          </w:p>
+        </w:tc>
+      </w:tr>
+    </w:tbl>
+    <w:p>
+      <w:pPr>
+        <w:spacing w:before="100" w:after="100"/>
+      </w:pPr>
+    </w:p>
+    <w:p>
+      <w:pPr>
+        <w:pBdr>
+          <w:left w:val="thick" w:sz="12" w:space="0" w:color="0D7377"/>
+        </w:pBdr>
+        <w:shd w:val="clear" w:color="auto" w:fill="FFFDE7"/>
+        <w:spacing w:before="120" w:after="120"/>
+        <w:ind w:left="200" w:right="200"/>
+      </w:pPr>
+      <w:r>
+        <w:rPr>
+          <w:rFonts w:ascii="Calibri" w:eastAsia="Calibri" w:hAnsi="Calibri" w:cs="Calibri"/>
+          <w:b/>
+          <w:bCs/>
+          <w:color w:val="1A1A2E"/>
+        </w:rPr>
+        <w:t xml:space="preserve">This is exactly what interviewers want you to recognize: Same pattern, different condition.  Once you know Read/Write Two Pointers, you can solve all three of these by just changing one line </w:t>
+      </w:r>
+      <w:proofErr w:type="gramStart"/>
+      <w:r>
+        <w:rPr>
+          <w:rFonts w:ascii="Calibri" w:eastAsia="Calibri" w:hAnsi="Calibri" w:cs="Calibri"/>
+          <w:b/>
+          <w:bCs/>
+          <w:color w:val="1A1A2E"/>
+        </w:rPr>
+        <w:t>— the keep</w:t>
+      </w:r>
+      <w:proofErr w:type="gramEnd"/>
+      <w:r>
+        <w:rPr>
+          <w:rFonts w:ascii="Calibri" w:eastAsia="Calibri" w:hAnsi="Calibri" w:cs="Calibri"/>
+          <w:b/>
+          <w:bCs/>
+          <w:color w:val="1A1A2E"/>
+        </w:rPr>
+        <w:t xml:space="preserve"> condition.</w:t>
+      </w:r>
+    </w:p>
+    <w:p>
+      <w:pPr>
+        <w:spacing w:before="100" w:after="100"/>
+      </w:pPr>
+    </w:p>
+    <w:p>
+      <w:pPr>
+        <w:spacing w:before="180" w:after="60"/>
+      </w:pPr>
+      <w:r>
+        <w:rPr>
+          <w:rFonts w:ascii="Calibri" w:eastAsia="Calibri" w:hAnsi="Calibri" w:cs="Calibri"/>
+          <w:b/>
+          <w:bCs/>
+          <w:color w:val="1A1A2E"/>
+          <w:sz w:val="24"/>
+          <w:szCs w:val="24"/>
+        </w:rPr>
+        <w:lastRenderedPageBreak/>
+        <w:t>🗺</w:t>
+      </w:r>
+      <w:proofErr w:type="gramStart"/>
+      <w:r>
+        <w:rPr>
+          <w:rFonts w:ascii="Calibri" w:eastAsia="Calibri" w:hAnsi="Calibri" w:cs="Calibri"/>
+          <w:b/>
+          <w:bCs/>
+          <w:color w:val="1A1A2E"/>
+          <w:sz w:val="24"/>
+          <w:szCs w:val="24"/>
+        </w:rPr>
+        <w:t>️</w:t>
+      </w:r>
+      <w:r>
+        <w:rPr>
+          <w:rFonts w:ascii="Calibri" w:eastAsia="Calibri" w:hAnsi="Calibri" w:cs="Calibri"/>
+          <w:b/>
+          <w:bCs/>
+          <w:color w:val="1A1A2E"/>
+          <w:sz w:val="24"/>
+          <w:szCs w:val="24"/>
+        </w:rPr>
+        <w:t xml:space="preserve">  Updated</w:t>
+      </w:r>
+      <w:proofErr w:type="gramEnd"/>
+      <w:r>
+        <w:rPr>
+          <w:rFonts w:ascii="Calibri" w:eastAsia="Calibri" w:hAnsi="Calibri" w:cs="Calibri"/>
+          <w:b/>
+          <w:bCs/>
+          <w:color w:val="1A1A2E"/>
+          <w:sz w:val="24"/>
+          <w:szCs w:val="24"/>
+        </w:rPr>
+        <w:t xml:space="preserve"> Decision Tree for Two Pointers</w:t>
+      </w:r>
+    </w:p>
+    <w:tbl>
+      <w:tblPr>
+        <w:tblW w:w="9360" w:type="dxa"/>
+        <w:tblCellMar>
+          <w:left w:w="10" w:type="dxa"/>
+          <w:right w:w="10" w:type="dxa"/>
+        </w:tblCellMar>
+        <w:tblLook w:val="0000" w:firstRow="0" w:lastRow="0" w:firstColumn="0" w:lastColumn="0" w:noHBand="0" w:noVBand="0"/>
+      </w:tblPr>
+      <w:tblGrid>
+        <w:gridCol w:w="3000"/>
+        <w:gridCol w:w="2500"/>
+        <w:gridCol w:w="3860"/>
+      </w:tblGrid>
+      <w:tr>
+        <w:tblPrEx>
+          <w:tblCellMar>
+            <w:top w:w="0" w:type="dxa"/>
+            <w:bottom w:w="0" w:type="dxa"/>
+          </w:tblCellMar>
+        </w:tblPrEx>
+        <w:tc>
+          <w:tcPr>
+            <w:tcW w:w="3000" w:type="dxa"/>
+            <w:shd w:val="clear" w:color="auto" w:fill="1A1A2E"/>
+            <w:tcMar>
+              <w:top w:w="80" w:type="dxa"/>
+              <w:left w:w="100" w:type="dxa"/>
+              <w:bottom w:w="80" w:type="dxa"/>
+              <w:right w:w="100" w:type="dxa"/>
+            </w:tcMar>
+          </w:tcPr>
+          <w:p>
+            <w:pPr>
+              <w:spacing w:before="80" w:after="80"/>
+              <w:ind w:left="100"/>
+            </w:pPr>
+            <w:r>
+              <w:rPr>
+                <w:rFonts w:ascii="Calibri" w:eastAsia="Calibri" w:hAnsi="Calibri" w:cs="Calibri"/>
+                <w:b/>
+                <w:bCs/>
+                <w:color w:val="FFFFFF"/>
+                <w:sz w:val="19"/>
+                <w:szCs w:val="19"/>
+              </w:rPr>
+              <w:t>Ask yourself...</w:t>
+            </w:r>
+          </w:p>
+        </w:tc>
+        <w:tc>
+          <w:tcPr>
+            <w:tcW w:w="2500" w:type="dxa"/>
+            <w:shd w:val="clear" w:color="auto" w:fill="1A1A2E"/>
+            <w:tcMar>
+              <w:top w:w="80" w:type="dxa"/>
+              <w:left w:w="100" w:type="dxa"/>
+              <w:bottom w:w="80" w:type="dxa"/>
+              <w:right w:w="100" w:type="dxa"/>
+            </w:tcMar>
+          </w:tcPr>
+          <w:p>
+            <w:pPr>
+              <w:spacing w:before="80" w:after="80"/>
+              <w:ind w:left="100"/>
+            </w:pPr>
+            <w:r>
+              <w:rPr>
+                <w:rFonts w:ascii="Calibri" w:eastAsia="Calibri" w:hAnsi="Calibri" w:cs="Calibri"/>
+                <w:b/>
+                <w:bCs/>
+                <w:color w:val="FFFFFF"/>
+                <w:sz w:val="19"/>
+                <w:szCs w:val="19"/>
+              </w:rPr>
+              <w:t>Type</w:t>
+            </w:r>
+          </w:p>
+        </w:tc>
+        <w:tc>
+          <w:tcPr>
+            <w:tcW w:w="3860" w:type="dxa"/>
+            <w:shd w:val="clear" w:color="auto" w:fill="1A1A2E"/>
+            <w:tcMar>
+              <w:top w:w="80" w:type="dxa"/>
+              <w:left w:w="100" w:type="dxa"/>
+              <w:bottom w:w="80" w:type="dxa"/>
+              <w:right w:w="100" w:type="dxa"/>
+            </w:tcMar>
+          </w:tcPr>
+          <w:p>
+            <w:pPr>
+              <w:spacing w:before="80" w:after="80"/>
+              <w:ind w:left="100"/>
+            </w:pPr>
+            <w:r>
+              <w:rPr>
+                <w:rFonts w:ascii="Calibri" w:eastAsia="Calibri" w:hAnsi="Calibri" w:cs="Calibri"/>
+                <w:b/>
+                <w:bCs/>
+                <w:color w:val="FFFFFF"/>
+                <w:sz w:val="19"/>
+                <w:szCs w:val="19"/>
+              </w:rPr>
+              <w:t>Use when...</w:t>
+            </w:r>
+          </w:p>
+        </w:tc>
+      </w:tr>
+      <w:tr>
+        <w:tblPrEx>
+          <w:tblCellMar>
+            <w:top w:w="0" w:type="dxa"/>
+            <w:bottom w:w="0" w:type="dxa"/>
+          </w:tblCellMar>
+        </w:tblPrEx>
+        <w:tc>
+          <w:tcPr>
+            <w:tcW w:w="3000" w:type="dxa"/>
+            <w:shd w:val="clear" w:color="auto" w:fill="FFFFFF"/>
+            <w:tcMar>
+              <w:top w:w="80" w:type="dxa"/>
+              <w:left w:w="100" w:type="dxa"/>
+              <w:bottom w:w="80" w:type="dxa"/>
+              <w:right w:w="100" w:type="dxa"/>
+            </w:tcMar>
+          </w:tcPr>
+          <w:p>
+            <w:pPr>
+              <w:spacing w:before="80" w:after="80"/>
+              <w:ind w:left="100"/>
+            </w:pPr>
+            <w:r>
+              <w:rPr>
+                <w:rFonts w:ascii="Calibri" w:eastAsia="Calibri" w:hAnsi="Calibri" w:cs="Calibri"/>
+                <w:color w:val="444444"/>
+                <w:sz w:val="19"/>
+                <w:szCs w:val="19"/>
+              </w:rPr>
+              <w:t>Am I COMPARING two positions?</w:t>
+            </w:r>
+          </w:p>
+        </w:tc>
+        <w:tc>
+          <w:tcPr>
+            <w:tcW w:w="2500" w:type="dxa"/>
+            <w:shd w:val="clear" w:color="auto" w:fill="FFFFFF"/>
+            <w:tcMar>
+              <w:top w:w="80" w:type="dxa"/>
+              <w:left w:w="100" w:type="dxa"/>
+              <w:bottom w:w="80" w:type="dxa"/>
+              <w:right w:w="100" w:type="dxa"/>
+            </w:tcMar>
+          </w:tcPr>
+          <w:p>
+            <w:pPr>
+              <w:spacing w:before="80" w:after="80"/>
+              <w:ind w:left="100"/>
+            </w:pPr>
+            <w:r>
+              <w:rPr>
+                <w:rFonts w:ascii="Calibri" w:eastAsia="Calibri" w:hAnsi="Calibri" w:cs="Calibri"/>
+                <w:color w:val="444444"/>
+                <w:sz w:val="19"/>
+                <w:szCs w:val="19"/>
+              </w:rPr>
+              <w:t>Classic Two Pointers</w:t>
+            </w:r>
+          </w:p>
+        </w:tc>
+        <w:tc>
+          <w:tcPr>
+            <w:tcW w:w="3860" w:type="dxa"/>
+            <w:shd w:val="clear" w:color="auto" w:fill="FFFFFF"/>
+            <w:tcMar>
+              <w:top w:w="80" w:type="dxa"/>
+              <w:left w:w="100" w:type="dxa"/>
+              <w:bottom w:w="80" w:type="dxa"/>
+              <w:right w:w="100" w:type="dxa"/>
+            </w:tcMar>
+          </w:tcPr>
+          <w:p>
+            <w:pPr>
+              <w:spacing w:before="80" w:after="80"/>
+              <w:ind w:left="100"/>
+            </w:pPr>
+            <w:r>
+              <w:rPr>
+                <w:rFonts w:ascii="Calibri" w:eastAsia="Calibri" w:hAnsi="Calibri" w:cs="Calibri"/>
+                <w:color w:val="444444"/>
+                <w:sz w:val="19"/>
+                <w:szCs w:val="19"/>
+              </w:rPr>
+              <w:t>Sorted array, opposite ends, two values that interact</w:t>
+            </w:r>
+          </w:p>
+        </w:tc>
+      </w:tr>
+      <w:tr>
+        <w:tblPrEx>
+          <w:tblCellMar>
+            <w:top w:w="0" w:type="dxa"/>
+            <w:bottom w:w="0" w:type="dxa"/>
+          </w:tblCellMar>
+        </w:tblPrEx>
+        <w:tc>
+          <w:tcPr>
+            <w:tcW w:w="3000" w:type="dxa"/>
+            <w:shd w:val="clear" w:color="auto" w:fill="F8F9FA"/>
+            <w:tcMar>
+              <w:top w:w="80" w:type="dxa"/>
+              <w:left w:w="100" w:type="dxa"/>
+              <w:bottom w:w="80" w:type="dxa"/>
+              <w:right w:w="100" w:type="dxa"/>
+            </w:tcMar>
+          </w:tcPr>
+          <w:p>
+            <w:pPr>
+              <w:spacing w:before="80" w:after="80"/>
+              <w:ind w:left="100"/>
+            </w:pPr>
+            <w:r>
+              <w:rPr>
+                <w:rFonts w:ascii="Calibri" w:eastAsia="Calibri" w:hAnsi="Calibri" w:cs="Calibri"/>
+                <w:color w:val="444444"/>
+                <w:sz w:val="19"/>
+                <w:szCs w:val="19"/>
+              </w:rPr>
+              <w:t>Am I FILTERING elements in-place?</w:t>
+            </w:r>
+          </w:p>
+        </w:tc>
+        <w:tc>
+          <w:tcPr>
+            <w:tcW w:w="2500" w:type="dxa"/>
+            <w:shd w:val="clear" w:color="auto" w:fill="F8F9FA"/>
+            <w:tcMar>
+              <w:top w:w="80" w:type="dxa"/>
+              <w:left w:w="100" w:type="dxa"/>
+              <w:bottom w:w="80" w:type="dxa"/>
+              <w:right w:w="100" w:type="dxa"/>
+            </w:tcMar>
+          </w:tcPr>
+          <w:p>
+            <w:pPr>
+              <w:spacing w:before="80" w:after="80"/>
+              <w:ind w:left="100"/>
+            </w:pPr>
+            <w:r>
+              <w:rPr>
+                <w:rFonts w:ascii="Calibri" w:eastAsia="Calibri" w:hAnsi="Calibri" w:cs="Calibri"/>
+                <w:color w:val="444444"/>
+                <w:sz w:val="19"/>
+                <w:szCs w:val="19"/>
+              </w:rPr>
+              <w:t>Read / Write Two Pointers</w:t>
+            </w:r>
+          </w:p>
+        </w:tc>
+        <w:tc>
+          <w:tcPr>
+            <w:tcW w:w="3860" w:type="dxa"/>
+            <w:shd w:val="clear" w:color="auto" w:fill="F8F9FA"/>
+            <w:tcMar>
+              <w:top w:w="80" w:type="dxa"/>
+              <w:left w:w="100" w:type="dxa"/>
+              <w:bottom w:w="80" w:type="dxa"/>
+              <w:right w:w="100" w:type="dxa"/>
+            </w:tcMar>
+          </w:tcPr>
+          <w:p>
+            <w:pPr>
+              <w:spacing w:before="80" w:after="80"/>
+              <w:ind w:left="100"/>
+            </w:pPr>
+            <w:r>
+              <w:rPr>
+                <w:rFonts w:ascii="Calibri" w:eastAsia="Calibri" w:hAnsi="Calibri" w:cs="Calibri"/>
+                <w:color w:val="444444"/>
+                <w:sz w:val="19"/>
+                <w:szCs w:val="19"/>
+              </w:rPr>
+              <w:t xml:space="preserve">Any array, asking </w:t>
+            </w:r>
+            <w:proofErr w:type="gramStart"/>
+            <w:r>
+              <w:rPr>
+                <w:rFonts w:ascii="Calibri" w:eastAsia="Calibri" w:hAnsi="Calibri" w:cs="Calibri"/>
+                <w:color w:val="444444"/>
+                <w:sz w:val="19"/>
+                <w:szCs w:val="19"/>
+              </w:rPr>
+              <w:t>keep</w:t>
+            </w:r>
+            <w:proofErr w:type="gramEnd"/>
+            <w:r>
+              <w:rPr>
+                <w:rFonts w:ascii="Calibri" w:eastAsia="Calibri" w:hAnsi="Calibri" w:cs="Calibri"/>
+                <w:color w:val="444444"/>
+                <w:sz w:val="19"/>
+                <w:szCs w:val="19"/>
+              </w:rPr>
+              <w:t xml:space="preserve"> or skip for each element</w:t>
+            </w:r>
+          </w:p>
+        </w:tc>
+      </w:tr>
+    </w:tbl>
+    <w:p>
+      <w:pPr>
+        <w:pBdr>
+          <w:bottom w:val="single" w:sz="4" w:space="0" w:color="CCCCCC"/>
+        </w:pBdr>
+        <w:spacing w:before="160" w:after="160"/>
+      </w:pPr>
+    </w:p>
+    <w:p>
       <w:r>
         <w:br w:type="page"/>
       </w:r>
@@ -32720,10 +34496,10 @@
 <file path=word/numbering.xml><?xml version="1.0" encoding="utf-8"?>
 <w:numbering xmlns:wpc="http://schemas.microsoft.com/office/word/2010/wordprocessingCanvas" xmlns:cx="http://schemas.microsoft.com/office/drawing/2014/chartex" xmlns:cx1="http://schemas.microsoft.com/office/drawing/2015/9/8/chartex" xmlns:cx2="http://schemas.microsoft.com/office/drawing/2015/10/21/chartex" xmlns:cx3="http://schemas.microsoft.com/office/drawing/2016/5/9/chartex" xmlns:cx4="http://schemas.microsoft.com/office/drawing/2016/5/10/chartex" xmlns:cx5="http://schemas.microsoft.com/office/drawing/2016/5/11/chartex" xmlns:cx6="http://schemas.microsoft.com/office/drawing/2016/5/12/chartex" xmlns:cx7="http://schemas.microsoft.com/office/drawing/2016/5/13/chartex" xmlns:cx8="http://schemas.microsoft.com/office/drawing/2016/5/14/chartex" xmlns:mc="http://schemas.openxmlformats.org/markup-compatibility/2006" xmlns:aink="http://schemas.microsoft.com/office/drawing/2016/ink" xmlns:am3d="http://schemas.microsoft.com/office/drawing/2017/model3d" xmlns:o="urn:schemas-microsoft-com:office:office" xmlns:oel="http://schemas.microsoft.com/office/2019/extlst" xmlns:r="http://schemas.openxmlformats.org/officeDocument/2006/relationships" xmlns:m="http://schemas.openxmlformats.org/officeDocument/2006/math" xmlns:v="urn:schemas-microsoft-com:vml" xmlns:wp14="http://schemas.microsoft.com/office/word/2010/wordprocessingDrawing" xmlns:wp="http://schemas.openxmlformats.org/drawingml/2006/wordprocessingDrawing" xmlns:w10="urn:schemas-microsoft-com:office:word" xmlns:w="http://schemas.openxmlformats.org/wordprocessingml/2006/main" xmlns:w14="http://schemas.microsoft.com/office/word/2010/wordml" xmlns:w15="http://schemas.microsoft.com/office/word/2012/wordml" xmlns:w16cex="http://schemas.microsoft.com/office/word/2018/wordml/cex" xmlns:w16cid="http://schemas.microsoft.com/office/word/2016/wordml/cid" xmlns:w16="http://schemas.microsoft.com/office/word/2018/wordml" xmlns:w16du="http://schemas.microsoft.com/office/word/2023/wordml/word16du" xmlns:w16sdtdh="http://schemas.microsoft.com/office/word/2020/wordml/sdtdatahash" xmlns:w16sdtfl="http://schemas.microsoft.com/office/word/2024/wordml/sdtformatlock" xmlns:w16se="http://schemas.microsoft.com/office/word/2015/wordml/symex" xmlns:wpg="http://schemas.microsoft.com/office/word/2010/wordprocessingGroup" xmlns:wpi="http://schemas.microsoft.com/office/word/2010/wordprocessingInk" xmlns:wne="http://schemas.microsoft.com/office/word/2006/wordml" xmlns:wps="http://schemas.microsoft.com/office/word/2010/wordprocessingShape" mc:Ignorable="w14 w15 w16se w16cid w16 w16cex w16sdtdh w16sdtfl w16du wp14">
   <w:abstractNum w:abstractNumId="0" w15:restartNumberingAfterBreak="0">
-    <w:nsid w:val="29F00487"/>
+    <w:nsid w:val="7BE31870"/>
     <w:multiLevelType w:val="hybridMultilevel"/>
-    <w:tmpl w:val="AC920E36"/>
-    <w:lvl w:ilvl="0" w:tplc="95E4BBD8">
+    <w:tmpl w:val="75CECD9A"/>
+    <w:lvl w:ilvl="0" w:tplc="18F83226">
       <w:start w:val="1"/>
       <w:numFmt w:val="bullet"/>
       <w:lvlText w:val="●"/>
@@ -32732,7 +34508,7 @@
         <w:ind w:left="720" w:hanging="360"/>
       </w:pPr>
     </w:lvl>
-    <w:lvl w:ilvl="1" w:tplc="CDD4FB70">
+    <w:lvl w:ilvl="1" w:tplc="611C014E">
       <w:start w:val="1"/>
       <w:numFmt w:val="bullet"/>
       <w:lvlText w:val="○"/>
@@ -32741,7 +34517,7 @@
         <w:ind w:left="1440" w:hanging="360"/>
       </w:pPr>
     </w:lvl>
-    <w:lvl w:ilvl="2" w:tplc="B2C0F502">
+    <w:lvl w:ilvl="2" w:tplc="75747088">
       <w:start w:val="1"/>
       <w:numFmt w:val="bullet"/>
       <w:lvlText w:val="■"/>
@@ -32750,7 +34526,7 @@
         <w:ind w:left="2160" w:hanging="360"/>
       </w:pPr>
     </w:lvl>
-    <w:lvl w:ilvl="3" w:tplc="FFF605F0">
+    <w:lvl w:ilvl="3" w:tplc="86F625EE">
       <w:start w:val="1"/>
       <w:numFmt w:val="bullet"/>
       <w:lvlText w:val="●"/>
@@ -32759,7 +34535,7 @@
         <w:ind w:left="2880" w:hanging="360"/>
       </w:pPr>
     </w:lvl>
-    <w:lvl w:ilvl="4" w:tplc="06D2E3D0">
+    <w:lvl w:ilvl="4" w:tplc="739EF8F8">
       <w:start w:val="1"/>
       <w:numFmt w:val="bullet"/>
       <w:lvlText w:val="○"/>
@@ -32768,7 +34544,7 @@
         <w:ind w:left="3600" w:hanging="360"/>
       </w:pPr>
     </w:lvl>
-    <w:lvl w:ilvl="5" w:tplc="57EEB692">
+    <w:lvl w:ilvl="5" w:tplc="F3A0E5A2">
       <w:start w:val="1"/>
       <w:numFmt w:val="bullet"/>
       <w:lvlText w:val="■"/>
@@ -32777,7 +34553,7 @@
         <w:ind w:left="4320" w:hanging="360"/>
       </w:pPr>
     </w:lvl>
-    <w:lvl w:ilvl="6" w:tplc="756ABDFE">
+    <w:lvl w:ilvl="6" w:tplc="0E369808">
       <w:start w:val="1"/>
       <w:numFmt w:val="bullet"/>
       <w:lvlText w:val="●"/>
@@ -32786,7 +34562,7 @@
         <w:ind w:left="5040" w:hanging="360"/>
       </w:pPr>
     </w:lvl>
-    <w:lvl w:ilvl="7" w:tplc="5B3A2DE6">
+    <w:lvl w:ilvl="7" w:tplc="E9BA3E08">
       <w:start w:val="1"/>
       <w:numFmt w:val="bullet"/>
       <w:lvlText w:val="●"/>
@@ -32795,7 +34571,7 @@
         <w:ind w:left="5760" w:hanging="360"/>
       </w:pPr>
     </w:lvl>
-    <w:lvl w:ilvl="8" w:tplc="5C7EA31E">
+    <w:lvl w:ilvl="8" w:tplc="2620E1FA">
       <w:start w:val="1"/>
       <w:numFmt w:val="bullet"/>
       <w:lvlText w:val="●"/>
@@ -32805,7 +34581,7 @@
       </w:pPr>
     </w:lvl>
   </w:abstractNum>
-  <w:num w:numId="1" w16cid:durableId="994913639">
+  <w:num w:numId="1" w16cid:durableId="642278657">
     <w:abstractNumId w:val="0"/>
     <w:lvlOverride w:ilvl="0">
       <w:startOverride w:val="1"/>
